--- a/supplement.docx
+++ b/supplement.docx
@@ -6621,13 +6621,13 @@
         <w:t xml:space="preserve">uv.lock</w:t>
       </w:r>
       <w:r>
-        <w:t xml:space="preserve">, which took security updates to 2 development dependencies (filelock and</w:t>
+        <w:t xml:space="preserve">, which took security updates to 2 packages (filelock and</w:t>
       </w:r>
       <w:r>
         <w:t xml:space="preserve"> </w:t>
       </w:r>
       <w:r>
-        <w:t xml:space="preserve">virtualenv). The lockfile is a registered file, so its change is logged as the one deviation; rerunning the analysis</w:t>
+        <w:t xml:space="preserve">virtualenv), neither of which enters an estimate. The lockfile is a registered file, so its change is logged as the one deviation; rerunning the analysis</w:t>
       </w:r>
       <w:r>
         <w:t xml:space="preserve"> </w:t>

--- a/supplement.docx
+++ b/supplement.docx
@@ -7,15 +7,7 @@
         <w:pStyle w:val="Title"/>
       </w:pPr>
       <w:r>
-        <w:t xml:space="preserve">Supplement 1</w:t>
-      </w:r>
-    </w:p>
-    <w:p>
-      <w:pPr>
-        <w:pStyle w:val="Subtitle"/>
-      </w:pPr>
-      <w:r>
-        <w:t xml:space="preserve">Why did Medicare ACOs reset their benchmarks early? A pre-registered analysis of early renewal in the Medicare Shared Savings Program</w:t>
+        <w:t xml:space="preserve">Supplement 1. Why did Medicare ACOs reset their benchmarks early? A pre-registered analysis of early renewal in the Medicare Shared Savings Program</w:t>
       </w:r>
     </w:p>
     <w:p>
@@ -163,7 +155,31 @@
         </w:numPr>
       </w:pPr>
       <w:r>
-        <w:t xml:space="preserve">eMethods. Registration record and deviations</w:t>
+        <w:t xml:space="preserve">eTable 10. The 2 early renewers already in ENHANCED</w:t>
+      </w:r>
+    </w:p>
+    <w:p>
+      <w:pPr>
+        <w:pStyle w:val="Compact"/>
+        <w:numPr>
+          <w:ilvl w:val="0"/>
+          <w:numId w:val="1001"/>
+        </w:numPr>
+      </w:pPr>
+      <w:r>
+        <w:t xml:space="preserve">eTable 11. Per-capita spending by agreement year</w:t>
+      </w:r>
+    </w:p>
+    <w:p>
+      <w:pPr>
+        <w:pStyle w:val="Compact"/>
+        <w:numPr>
+          <w:ilvl w:val="0"/>
+          <w:numId w:val="1001"/>
+        </w:numPr>
+      </w:pPr>
+      <w:r>
+        <w:t xml:space="preserve">eMethods. Registration record (eTable 12) and deviations</w:t>
       </w:r>
     </w:p>
     <w:p>
@@ -290,8 +306,16 @@
               <w:jc w:val="right"/>
             </w:pPr>
             <w:r>
-              <w:t xml:space="preserve">Spearman ρ</w:t>
-            </w:r>
+              <w:t xml:space="preserve">Spearman</w:t>
+            </w:r>
+            <w:r>
+              <w:t xml:space="preserve"> </w:t>
+            </w:r>
+            <m:oMath>
+              <m:r>
+                <m:t>ρ</m:t>
+              </m:r>
+            </m:oMath>
           </w:p>
         </w:tc>
         <w:tc>
@@ -633,7 +657,30 @@
         <w:pStyle w:val="BodyText"/>
       </w:pPr>
       <w:r>
-        <w:t xml:space="preserve">Validation sample: regular renewers whose 2022 benchmarks CMS publishes (101 of 111 eligible; the rest lack either the rebuilt or the published benchmark). Early renewers were excluded from the sample, and the 2022 results file was filtered as it was loaded. Registered pass rule: Spearman correlation at least 0.80 and median absolute percentage error at most 5%; calibration only if the slope of actual on rebuilt fell outside 0.9 to 1.1. Result: passed, no calibration. The error SD of the step-1 check sets the measurement-error SD of the own-spending component, σ = 4.38 pp.</w:t>
+        <w:t xml:space="preserve">Validation sample: regular renewers whose 2022 benchmarks CMS publishes (101 of 111 eligible; the rest lack either the rebuilt or the published benchmark). Early renewers were excluded from the sample, and the 2022 results file was filtered as it was loaded. Registered pass rule: Spearman correlation at least 0.80 and median absolute percentage error at most 5%; calibration only if the slope of actual on rebuilt fell outside 0.9 to 1.1. Result: passed, no calibration. The error SD of the step-1 check sets the measurement-error SD of the own-spending component,</w:t>
+      </w:r>
+      <w:r>
+        <w:t xml:space="preserve"> </w:t>
+      </w:r>
+      <m:oMath>
+        <m:sSub>
+          <m:e>
+            <m:r>
+              <m:t>σ</m:t>
+            </m:r>
+          </m:e>
+          <m:sub>
+            <m:r>
+              <m:t>v</m:t>
+            </m:r>
+          </m:sub>
+        </m:sSub>
+      </m:oMath>
+      <w:r>
+        <w:t xml:space="preserve"> </w:t>
+      </w:r>
+      <w:r>
+        <w:t xml:space="preserve">= 4.38 pp.</w:t>
       </w:r>
     </w:p>
     <w:p>
@@ -882,7 +929,7 @@
               <w:jc w:val="left"/>
             </w:pPr>
             <w:r>
-              <w:t xml:space="preserve">SD 0.069 log points (pre-period change)</w:t>
+              <w:t xml:space="preserve">SD 6.9 log points (pre-period change)</w:t>
             </w:r>
           </w:p>
         </w:tc>
@@ -1067,7 +1114,21 @@
         <w:pStyle w:val="BodyText"/>
       </w:pPr>
       <w:r>
-        <w:t xml:space="preserve">Minimum detectable effects at 80% power, two-sided α = .05, for 29 early renewers vs 277 stayers, computed after registration and committed before any confirmatory estimate. For H3, power was simulated only at a log-odds difference of 0.5; a predictor counts as detected when its 95% credible interval excludes zero.</w:t>
+        <w:t xml:space="preserve">Minimum detectable effects at 80% power, two-sided</w:t>
+      </w:r>
+      <w:r>
+        <w:t xml:space="preserve"> </w:t>
+      </w:r>
+      <m:oMath>
+        <m:r>
+          <m:t>α</m:t>
+        </m:r>
+      </m:oMath>
+      <w:r>
+        <w:t xml:space="preserve"> </w:t>
+      </w:r>
+      <w:r>
+        <w:t xml:space="preserve">= .05, for 29 early renewers vs 277 stayers, computed after registration and committed before any confirmatory estimate; 1 log point = 0.01 in log spending. For H3, power was simulated only at a log-odds difference of 0.5; a predictor counts as detected when its 95% credible interval excludes zero.</w:t>
       </w:r>
     </w:p>
     <w:p>
@@ -1677,6 +1738,12 @@
             <w:r>
               <w:t xml:space="preserve">    Difference in medians (item 2)</w:t>
             </w:r>
+            <w:r>
+              <w:rPr>
+                <w:vertAlign w:val="superscript"/>
+              </w:rPr>
+              <w:t xml:space="preserve">a</w:t>
+            </w:r>
           </w:p>
         </w:tc>
         <w:tc>
@@ -1726,6 +1793,12 @@
             </w:pPr>
             <w:r>
               <w:t xml:space="preserve">    2020-01-01 cohort only (item 3)</w:t>
+            </w:r>
+            <w:r>
+              <w:rPr>
+                <w:vertAlign w:val="superscript"/>
+              </w:rPr>
+              <w:t xml:space="preserve">a</w:t>
             </w:r>
           </w:p>
         </w:tc>
@@ -2452,7 +2525,19 @@
         <w:t xml:space="preserve"> </w:t>
       </w:r>
       <w:r>
-        <w:t xml:space="preserve">is the registered regression with cohort only. Regression rows are Bayesian regressions with 95% credible intervals and no permutation P value.</w:t>
+        <w:t xml:space="preserve">is the registered covariate-adjusted estimate with cohort only. Regression rows are robust Bayesian linear regressions (Student-t errors on the standardized variable, Normal(0, 1) priors) of the variable on early renewal and cohort (5.3) or cohort, track, level and size (item 1), with 95% credible intervals and no P value; the robust likelihood downweights a few large values. Median rows give the bootstrap posterior mean of the difference in medians; their P value tests the observed difference.</w:t>
+      </w:r>
+      <w:r>
+        <w:t xml:space="preserve"> </w:t>
+      </w:r>
+      <w:r>
+        <w:rPr>
+          <w:vertAlign w:val="superscript"/>
+        </w:rPr>
+        <w:t xml:space="preserve">a</w:t>
+      </w:r>
+      <w:r>
+        <w:t xml:space="preserve">The P value and the 95% interval disagree about zero; the plan requires reporting both and noting the disagreement.</w:t>
       </w:r>
     </w:p>
     <w:p>
@@ -4814,7 +4899,7 @@
         <w:pStyle w:val="BodyText"/>
       </w:pPr>
       <w:r>
-        <w:t xml:space="preserve">Reported only; not used for any decision. Differences are early renewers minus stayers (pp; H1 in pp of savings rate). Adjusted OLS adds track, level and size to cohort. Event-study coefficients are log points x 100 relative to PY2021, from two-way fixed effects with errors clustered by ACO. TWFE, two-way fixed effects.</w:t>
+        <w:t xml:space="preserve">Reported only; not used for any decision. Differences are early renewers minus stayers (pp; H1 in pp of savings rate). Adjusted OLS adds track, level and size to cohort. Event-study coefficients are log points (0.01 in log spending) relative to PY2021, from two-way fixed effects with errors clustered by ACO. TWFE, two-way fixed effects.</w:t>
       </w:r>
     </w:p>
     <w:p>
@@ -5669,7 +5754,7 @@
         <w:pStyle w:val="BodyText"/>
       </w:pPr>
       <w:r>
-        <w:t xml:space="preserve">Required by the registered plan (section 4.5). PY2020 and PY2021 include all 29 early renewers and 277 stayers.</w:t>
+        <w:t xml:space="preserve">Required by the registered plan (section 4.5). PY2020 and PY2021 include all 29 early renewers and 277 stayers. Follow-up: a mean of 2.83 included post-period years per early renewer and 2.39 per comparison ACO (of 3).</w:t>
       </w:r>
     </w:p>
     <w:p>
@@ -6239,16 +6324,7 @@
         <w:pStyle w:val="BodyText"/>
       </w:pPr>
       <w:r>
-        <w:t xml:space="preserve">Labeled exploratory in the registered plan (section 5.6): no predictions and no verdicts. Two ACOs without a census region (2) are excluded from the region model.</w:t>
-      </w:r>
-    </w:p>
-    <w:bookmarkStart w:id="10" w:name="Xbb380d809b2723f99c0f38291f5ada62d815562"/>
-    <w:p>
-      <w:pPr>
-        <w:pStyle w:val="Heading1"/>
-      </w:pPr>
-      <w:r>
-        <w:t xml:space="preserve">eMethods. Registration record and deviations</w:t>
+        <w:t xml:space="preserve">Labeled exploratory in the registered plan (section 5.6): no predictions and no verdicts. 2 of the 334 ACOs have no census region; the region model’s sample is 206 ACOs (24 early renewers), as in H3.</w:t>
       </w:r>
     </w:p>
     <w:p>
@@ -6256,7 +6332,229 @@
         <w:pStyle w:val="TableCaption"/>
       </w:pPr>
       <w:r>
-        <w:t xml:space="preserve">eTable 10. Registration record</w:t>
+        <w:t xml:space="preserve">eTable 10. The 2 early renewers already in ENHANCED</w:t>
+      </w:r>
+    </w:p>
+    <w:tbl>
+      <w:tblPr>
+        <w:tblStyle w:val="Table"/>
+        <w:tblW w:type="auto" w:w="0"/>
+        <w:tblLook w:firstRow="1" w:lastRow="0" w:firstColumn="0" w:lastColumn="0" w:noHBand="0" w:noVBand="0" w:val="0020"/>
+        <w:tblCaption w:val="eTable 10. The 2 early renewers already in ENHANCED"/>
+      </w:tblPr>
+      <w:tblGrid>
+        <w:gridCol w:w="2640"/>
+        <w:gridCol w:w="2640"/>
+        <w:gridCol w:w="2640"/>
+      </w:tblGrid>
+      <w:tr>
+        <w:trPr>
+          <w:tblHeader w:val="on"/>
+        </w:trPr>
+        <w:tc>
+          <w:tcPr/>
+          <w:p>
+            <w:pPr>
+              <w:pStyle w:val="Compact"/>
+              <w:jc w:val="left"/>
+            </w:pPr>
+            <w:r>
+              <w:t xml:space="preserve">Variable</w:t>
+            </w:r>
+          </w:p>
+        </w:tc>
+        <w:tc>
+          <w:tcPr/>
+          <w:p>
+            <w:pPr>
+              <w:pStyle w:val="Compact"/>
+              <w:jc w:val="right"/>
+            </w:pPr>
+            <w:r>
+              <w:t xml:space="preserve">ACO 1 (2020-01 cohort)</w:t>
+            </w:r>
+          </w:p>
+        </w:tc>
+        <w:tc>
+          <w:tcPr/>
+          <w:p>
+            <w:pPr>
+              <w:pStyle w:val="Compact"/>
+              <w:jc w:val="right"/>
+            </w:pPr>
+            <w:r>
+              <w:t xml:space="preserve">ACO 2 (2019-07 cohort)</w:t>
+            </w:r>
+          </w:p>
+        </w:tc>
+      </w:tr>
+      <w:tr>
+        <w:tc>
+          <w:tcPr/>
+          <w:p>
+            <w:pPr>
+              <w:pStyle w:val="Compact"/>
+              <w:jc w:val="left"/>
+            </w:pPr>
+            <w:r>
+              <w:t xml:space="preserve">Savings rate, PY2020, pp</w:t>
+            </w:r>
+          </w:p>
+        </w:tc>
+        <w:tc>
+          <w:tcPr/>
+          <w:p>
+            <w:pPr>
+              <w:pStyle w:val="Compact"/>
+              <w:jc w:val="right"/>
+            </w:pPr>
+            <w:r>
+              <w:t xml:space="preserve">3.4 (38)</w:t>
+            </w:r>
+          </w:p>
+        </w:tc>
+        <w:tc>
+          <w:tcPr/>
+          <w:p>
+            <w:pPr>
+              <w:pStyle w:val="Compact"/>
+              <w:jc w:val="right"/>
+            </w:pPr>
+            <w:r>
+              <w:t xml:space="preserve">5.6 (65)</w:t>
+            </w:r>
+          </w:p>
+        </w:tc>
+      </w:tr>
+      <w:tr>
+        <w:tc>
+          <w:tcPr/>
+          <w:p>
+            <w:pPr>
+              <w:pStyle w:val="Compact"/>
+              <w:jc w:val="left"/>
+            </w:pPr>
+            <w:r>
+              <w:t xml:space="preserve">Regional pull, pp</w:t>
+            </w:r>
+          </w:p>
+        </w:tc>
+        <w:tc>
+          <w:tcPr/>
+          <w:p>
+            <w:pPr>
+              <w:pStyle w:val="Compact"/>
+              <w:jc w:val="right"/>
+            </w:pPr>
+            <w:r>
+              <w:t xml:space="preserve">0.0 (26)</w:t>
+            </w:r>
+          </w:p>
+        </w:tc>
+        <w:tc>
+          <w:tcPr/>
+          <w:p>
+            <w:pPr>
+              <w:pStyle w:val="Compact"/>
+              <w:jc w:val="right"/>
+            </w:pPr>
+            <w:r>
+              <w:t xml:space="preserve">+2.3 (61)</w:t>
+            </w:r>
+          </w:p>
+        </w:tc>
+      </w:tr>
+      <w:tr>
+        <w:tc>
+          <w:tcPr/>
+          <w:p>
+            <w:pPr>
+              <w:pStyle w:val="Compact"/>
+              <w:jc w:val="left"/>
+            </w:pPr>
+            <w:r>
+              <w:t xml:space="preserve">Own-spending component, pp</w:t>
+            </w:r>
+          </w:p>
+        </w:tc>
+        <w:tc>
+          <w:tcPr/>
+          <w:p>
+            <w:pPr>
+              <w:pStyle w:val="Compact"/>
+              <w:jc w:val="right"/>
+            </w:pPr>
+            <w:r>
+              <w:t xml:space="preserve">−3.8 (41)</w:t>
+            </w:r>
+          </w:p>
+        </w:tc>
+        <w:tc>
+          <w:tcPr/>
+          <w:p>
+            <w:pPr>
+              <w:pStyle w:val="Compact"/>
+              <w:jc w:val="right"/>
+            </w:pPr>
+            <w:r>
+              <w:t xml:space="preserve">−4.7 (29)</w:t>
+            </w:r>
+          </w:p>
+        </w:tc>
+      </w:tr>
+      <w:tr>
+        <w:tc>
+          <w:tcPr/>
+          <w:p>
+            <w:pPr>
+              <w:pStyle w:val="Compact"/>
+              <w:jc w:val="left"/>
+            </w:pPr>
+            <w:r>
+              <w:t xml:space="preserve">Regional component, pp</w:t>
+            </w:r>
+          </w:p>
+        </w:tc>
+        <w:tc>
+          <w:tcPr/>
+          <w:p>
+            <w:pPr>
+              <w:pStyle w:val="Compact"/>
+              <w:jc w:val="right"/>
+            </w:pPr>
+            <w:r>
+              <w:t xml:space="preserve">+1.9 (44)</w:t>
+            </w:r>
+          </w:p>
+        </w:tc>
+        <w:tc>
+          <w:tcPr/>
+          <w:p>
+            <w:pPr>
+              <w:pStyle w:val="Compact"/>
+              <w:jc w:val="right"/>
+            </w:pPr>
+            <w:r>
+              <w:t xml:space="preserve">+3.0 (68)</w:t>
+            </w:r>
+          </w:p>
+        </w:tc>
+      </w:tr>
+    </w:tbl>
+    <w:p>
+      <w:pPr>
+        <w:pStyle w:val="BodyText"/>
+      </w:pPr>
+      <w:r>
+        <w:t xml:space="preserve">The 2 early renewers already in ENHANCED in PY2021, for whom renewal could not raise the sharing rate, reported individually against the stayer distribution as the plan requires (section 5.6). Values with the stayers’ percentile in parentheses. Exploratory; no test.</w:t>
+      </w:r>
+    </w:p>
+    <w:p>
+      <w:pPr>
+        <w:pStyle w:val="TableCaption"/>
+      </w:pPr>
+      <w:r>
+        <w:t xml:space="preserve">eTable 11. Per-capita spending by agreement year</w:t>
       </w:r>
     </w:p>
     <w:tbl>
@@ -6265,7 +6563,1088 @@
         <w:tblW w:type="pct" w:w="5000"/>
         <w:tblLayout w:type="fixed"/>
         <w:tblLook w:firstRow="1" w:lastRow="0" w:firstColumn="0" w:lastColumn="0" w:noHBand="0" w:noVBand="0" w:val="0020"/>
-        <w:tblCaption w:val="eTable 10. Registration record"/>
+        <w:tblCaption w:val="eTable 11. Per-capita spending by agreement year"/>
+      </w:tblPr>
+      <w:tblGrid>
+        <w:gridCol w:w="1320"/>
+        <w:gridCol w:w="1320"/>
+        <w:gridCol w:w="1320"/>
+        <w:gridCol w:w="1320"/>
+        <w:gridCol w:w="1320"/>
+        <w:gridCol w:w="1320"/>
+      </w:tblGrid>
+      <w:tr>
+        <w:trPr>
+          <w:tblHeader w:val="on"/>
+        </w:trPr>
+        <w:tc>
+          <w:tcPr/>
+          <w:p>
+            <w:pPr>
+              <w:pStyle w:val="Compact"/>
+              <w:jc w:val="right"/>
+            </w:pPr>
+            <w:r>
+              <w:t xml:space="preserve">Agreement start</w:t>
+            </w:r>
+          </w:p>
+        </w:tc>
+        <w:tc>
+          <w:tcPr/>
+          <w:p>
+            <w:pPr>
+              <w:pStyle w:val="Compact"/>
+              <w:jc w:val="right"/>
+            </w:pPr>
+            <w:r>
+              <w:t xml:space="preserve">Agreement year</w:t>
+            </w:r>
+          </w:p>
+        </w:tc>
+        <w:tc>
+          <w:tcPr/>
+          <w:p>
+            <w:pPr>
+              <w:pStyle w:val="Compact"/>
+              <w:jc w:val="left"/>
+            </w:pPr>
+            <w:r>
+              <w:t xml:space="preserve">Scheduled benchmark year</w:t>
+            </w:r>
+          </w:p>
+        </w:tc>
+        <w:tc>
+          <w:tcPr/>
+          <w:p>
+            <w:pPr>
+              <w:pStyle w:val="Compact"/>
+              <w:jc w:val="left"/>
+            </w:pPr>
+            <w:r>
+              <w:t xml:space="preserve">Group</w:t>
+            </w:r>
+          </w:p>
+        </w:tc>
+        <w:tc>
+          <w:tcPr/>
+          <w:p>
+            <w:pPr>
+              <w:pStyle w:val="Compact"/>
+              <w:jc w:val="right"/>
+            </w:pPr>
+            <w:r>
+              <w:t xml:space="preserve">ACOs, No.</w:t>
+            </w:r>
+          </w:p>
+        </w:tc>
+        <w:tc>
+          <w:tcPr/>
+          <w:p>
+            <w:pPr>
+              <w:pStyle w:val="Compact"/>
+              <w:jc w:val="right"/>
+            </w:pPr>
+            <w:r>
+              <w:t xml:space="preserve">Mean spending, $</w:t>
+            </w:r>
+          </w:p>
+        </w:tc>
+      </w:tr>
+      <w:tr>
+        <w:tc>
+          <w:tcPr/>
+          <w:p>
+            <w:pPr>
+              <w:pStyle w:val="Compact"/>
+              <w:jc w:val="right"/>
+            </w:pPr>
+            <w:r>
+              <w:t xml:space="preserve">2020</w:t>
+            </w:r>
+          </w:p>
+        </w:tc>
+        <w:tc>
+          <w:tcPr/>
+          <w:p>
+            <w:pPr>
+              <w:pStyle w:val="Compact"/>
+              <w:jc w:val="right"/>
+            </w:pPr>
+            <w:r>
+              <w:t xml:space="preserve">1</w:t>
+            </w:r>
+          </w:p>
+        </w:tc>
+        <w:tc>
+          <w:tcPr/>
+          <w:p>
+            <w:pPr>
+              <w:pStyle w:val="Compact"/>
+              <w:jc w:val="left"/>
+            </w:pPr>
+            <w:r>
+              <w:t xml:space="preserve">No</w:t>
+            </w:r>
+          </w:p>
+        </w:tc>
+        <w:tc>
+          <w:tcPr/>
+          <w:p>
+            <w:pPr>
+              <w:pStyle w:val="Compact"/>
+              <w:jc w:val="left"/>
+            </w:pPr>
+            <w:r>
+              <w:t xml:space="preserve">Other ACOs</w:t>
+            </w:r>
+          </w:p>
+        </w:tc>
+        <w:tc>
+          <w:tcPr/>
+          <w:p>
+            <w:pPr>
+              <w:pStyle w:val="Compact"/>
+              <w:jc w:val="right"/>
+            </w:pPr>
+            <w:r>
+              <w:t xml:space="preserve">135</w:t>
+            </w:r>
+          </w:p>
+        </w:tc>
+        <w:tc>
+          <w:tcPr/>
+          <w:p>
+            <w:pPr>
+              <w:pStyle w:val="Compact"/>
+              <w:jc w:val="right"/>
+            </w:pPr>
+            <w:r>
+              <w:t xml:space="preserve">10,609</w:t>
+            </w:r>
+          </w:p>
+        </w:tc>
+      </w:tr>
+      <w:tr>
+        <w:tc>
+          <w:tcPr/>
+          <w:p>
+            <w:pPr>
+              <w:pStyle w:val="Compact"/>
+              <w:jc w:val="right"/>
+            </w:pPr>
+            <w:r>
+              <w:t xml:space="preserve">2020</w:t>
+            </w:r>
+          </w:p>
+        </w:tc>
+        <w:tc>
+          <w:tcPr/>
+          <w:p>
+            <w:pPr>
+              <w:pStyle w:val="Compact"/>
+              <w:jc w:val="right"/>
+            </w:pPr>
+            <w:r>
+              <w:t xml:space="preserve">1</w:t>
+            </w:r>
+          </w:p>
+        </w:tc>
+        <w:tc>
+          <w:tcPr/>
+          <w:p>
+            <w:pPr>
+              <w:pStyle w:val="Compact"/>
+              <w:jc w:val="left"/>
+            </w:pPr>
+            <w:r>
+              <w:t xml:space="preserve">No</w:t>
+            </w:r>
+          </w:p>
+        </w:tc>
+        <w:tc>
+          <w:tcPr/>
+          <w:p>
+            <w:pPr>
+              <w:pStyle w:val="Compact"/>
+              <w:jc w:val="left"/>
+            </w:pPr>
+            <w:r>
+              <w:t xml:space="preserve">Early renewers</w:t>
+            </w:r>
+          </w:p>
+        </w:tc>
+        <w:tc>
+          <w:tcPr/>
+          <w:p>
+            <w:pPr>
+              <w:pStyle w:val="Compact"/>
+              <w:jc w:val="right"/>
+            </w:pPr>
+            <w:r>
+              <w:t xml:space="preserve">18</w:t>
+            </w:r>
+          </w:p>
+        </w:tc>
+        <w:tc>
+          <w:tcPr/>
+          <w:p>
+            <w:pPr>
+              <w:pStyle w:val="Compact"/>
+              <w:jc w:val="right"/>
+            </w:pPr>
+            <w:r>
+              <w:t xml:space="preserve">9,898</w:t>
+            </w:r>
+          </w:p>
+        </w:tc>
+      </w:tr>
+      <w:tr>
+        <w:tc>
+          <w:tcPr/>
+          <w:p>
+            <w:pPr>
+              <w:pStyle w:val="Compact"/>
+              <w:jc w:val="right"/>
+            </w:pPr>
+            <w:r>
+              <w:t xml:space="preserve">2020</w:t>
+            </w:r>
+          </w:p>
+        </w:tc>
+        <w:tc>
+          <w:tcPr/>
+          <w:p>
+            <w:pPr>
+              <w:pStyle w:val="Compact"/>
+              <w:jc w:val="right"/>
+            </w:pPr>
+            <w:r>
+              <w:t xml:space="preserve">2</w:t>
+            </w:r>
+          </w:p>
+        </w:tc>
+        <w:tc>
+          <w:tcPr/>
+          <w:p>
+            <w:pPr>
+              <w:pStyle w:val="Compact"/>
+              <w:jc w:val="left"/>
+            </w:pPr>
+            <w:r>
+              <w:t xml:space="preserve">No</w:t>
+            </w:r>
+          </w:p>
+        </w:tc>
+        <w:tc>
+          <w:tcPr/>
+          <w:p>
+            <w:pPr>
+              <w:pStyle w:val="Compact"/>
+              <w:jc w:val="left"/>
+            </w:pPr>
+            <w:r>
+              <w:t xml:space="preserve">Other ACOs</w:t>
+            </w:r>
+          </w:p>
+        </w:tc>
+        <w:tc>
+          <w:tcPr/>
+          <w:p>
+            <w:pPr>
+              <w:pStyle w:val="Compact"/>
+              <w:jc w:val="right"/>
+            </w:pPr>
+            <w:r>
+              <w:t xml:space="preserve">127</w:t>
+            </w:r>
+          </w:p>
+        </w:tc>
+        <w:tc>
+          <w:tcPr/>
+          <w:p>
+            <w:pPr>
+              <w:pStyle w:val="Compact"/>
+              <w:jc w:val="right"/>
+            </w:pPr>
+            <w:r>
+              <w:t xml:space="preserve">11,430</w:t>
+            </w:r>
+          </w:p>
+        </w:tc>
+      </w:tr>
+      <w:tr>
+        <w:tc>
+          <w:tcPr/>
+          <w:p>
+            <w:pPr>
+              <w:pStyle w:val="Compact"/>
+              <w:jc w:val="right"/>
+            </w:pPr>
+            <w:r>
+              <w:t xml:space="preserve">2020</w:t>
+            </w:r>
+          </w:p>
+        </w:tc>
+        <w:tc>
+          <w:tcPr/>
+          <w:p>
+            <w:pPr>
+              <w:pStyle w:val="Compact"/>
+              <w:jc w:val="right"/>
+            </w:pPr>
+            <w:r>
+              <w:t xml:space="preserve">2</w:t>
+            </w:r>
+          </w:p>
+        </w:tc>
+        <w:tc>
+          <w:tcPr/>
+          <w:p>
+            <w:pPr>
+              <w:pStyle w:val="Compact"/>
+              <w:jc w:val="left"/>
+            </w:pPr>
+            <w:r>
+              <w:t xml:space="preserve">No</w:t>
+            </w:r>
+          </w:p>
+        </w:tc>
+        <w:tc>
+          <w:tcPr/>
+          <w:p>
+            <w:pPr>
+              <w:pStyle w:val="Compact"/>
+              <w:jc w:val="left"/>
+            </w:pPr>
+            <w:r>
+              <w:t xml:space="preserve">Early renewers</w:t>
+            </w:r>
+          </w:p>
+        </w:tc>
+        <w:tc>
+          <w:tcPr/>
+          <w:p>
+            <w:pPr>
+              <w:pStyle w:val="Compact"/>
+              <w:jc w:val="right"/>
+            </w:pPr>
+            <w:r>
+              <w:t xml:space="preserve">18</w:t>
+            </w:r>
+          </w:p>
+        </w:tc>
+        <w:tc>
+          <w:tcPr/>
+          <w:p>
+            <w:pPr>
+              <w:pStyle w:val="Compact"/>
+              <w:jc w:val="right"/>
+            </w:pPr>
+            <w:r>
+              <w:t xml:space="preserve">10,880</w:t>
+            </w:r>
+          </w:p>
+        </w:tc>
+      </w:tr>
+      <w:tr>
+        <w:tc>
+          <w:tcPr/>
+          <w:p>
+            <w:pPr>
+              <w:pStyle w:val="Compact"/>
+              <w:jc w:val="right"/>
+            </w:pPr>
+            <w:r>
+              <w:t xml:space="preserve">2020</w:t>
+            </w:r>
+          </w:p>
+        </w:tc>
+        <w:tc>
+          <w:tcPr/>
+          <w:p>
+            <w:pPr>
+              <w:pStyle w:val="Compact"/>
+              <w:jc w:val="right"/>
+            </w:pPr>
+            <w:r>
+              <w:t xml:space="preserve">3</w:t>
+            </w:r>
+          </w:p>
+        </w:tc>
+        <w:tc>
+          <w:tcPr/>
+          <w:p>
+            <w:pPr>
+              <w:pStyle w:val="Compact"/>
+              <w:jc w:val="left"/>
+            </w:pPr>
+            <w:r>
+              <w:t xml:space="preserve">Yes</w:t>
+            </w:r>
+          </w:p>
+        </w:tc>
+        <w:tc>
+          <w:tcPr/>
+          <w:p>
+            <w:pPr>
+              <w:pStyle w:val="Compact"/>
+              <w:jc w:val="left"/>
+            </w:pPr>
+            <w:r>
+              <w:t xml:space="preserve">Other ACOs</w:t>
+            </w:r>
+          </w:p>
+        </w:tc>
+        <w:tc>
+          <w:tcPr/>
+          <w:p>
+            <w:pPr>
+              <w:pStyle w:val="Compact"/>
+              <w:jc w:val="right"/>
+            </w:pPr>
+            <w:r>
+              <w:t xml:space="preserve">118</w:t>
+            </w:r>
+          </w:p>
+        </w:tc>
+        <w:tc>
+          <w:tcPr/>
+          <w:p>
+            <w:pPr>
+              <w:pStyle w:val="Compact"/>
+              <w:jc w:val="right"/>
+            </w:pPr>
+            <w:r>
+              <w:t xml:space="preserve">11,860</w:t>
+            </w:r>
+          </w:p>
+        </w:tc>
+      </w:tr>
+      <w:tr>
+        <w:tc>
+          <w:tcPr/>
+          <w:p>
+            <w:pPr>
+              <w:pStyle w:val="Compact"/>
+              <w:jc w:val="right"/>
+            </w:pPr>
+            <w:r>
+              <w:t xml:space="preserve">2020</w:t>
+            </w:r>
+          </w:p>
+        </w:tc>
+        <w:tc>
+          <w:tcPr/>
+          <w:p>
+            <w:pPr>
+              <w:pStyle w:val="Compact"/>
+              <w:jc w:val="right"/>
+            </w:pPr>
+            <w:r>
+              <w:t xml:space="preserve">4</w:t>
+            </w:r>
+          </w:p>
+        </w:tc>
+        <w:tc>
+          <w:tcPr/>
+          <w:p>
+            <w:pPr>
+              <w:pStyle w:val="Compact"/>
+              <w:jc w:val="left"/>
+            </w:pPr>
+            <w:r>
+              <w:t xml:space="preserve">Yes</w:t>
+            </w:r>
+          </w:p>
+        </w:tc>
+        <w:tc>
+          <w:tcPr/>
+          <w:p>
+            <w:pPr>
+              <w:pStyle w:val="Compact"/>
+              <w:jc w:val="left"/>
+            </w:pPr>
+            <w:r>
+              <w:t xml:space="preserve">Other ACOs</w:t>
+            </w:r>
+          </w:p>
+        </w:tc>
+        <w:tc>
+          <w:tcPr/>
+          <w:p>
+            <w:pPr>
+              <w:pStyle w:val="Compact"/>
+              <w:jc w:val="right"/>
+            </w:pPr>
+            <w:r>
+              <w:t xml:space="preserve">96</w:t>
+            </w:r>
+          </w:p>
+        </w:tc>
+        <w:tc>
+          <w:tcPr/>
+          <w:p>
+            <w:pPr>
+              <w:pStyle w:val="Compact"/>
+              <w:jc w:val="right"/>
+            </w:pPr>
+            <w:r>
+              <w:t xml:space="preserve">12,450</w:t>
+            </w:r>
+          </w:p>
+        </w:tc>
+      </w:tr>
+      <w:tr>
+        <w:tc>
+          <w:tcPr/>
+          <w:p>
+            <w:pPr>
+              <w:pStyle w:val="Compact"/>
+              <w:jc w:val="right"/>
+            </w:pPr>
+            <w:r>
+              <w:t xml:space="preserve">2020</w:t>
+            </w:r>
+          </w:p>
+        </w:tc>
+        <w:tc>
+          <w:tcPr/>
+          <w:p>
+            <w:pPr>
+              <w:pStyle w:val="Compact"/>
+              <w:jc w:val="right"/>
+            </w:pPr>
+            <w:r>
+              <w:t xml:space="preserve">5</w:t>
+            </w:r>
+          </w:p>
+        </w:tc>
+        <w:tc>
+          <w:tcPr/>
+          <w:p>
+            <w:pPr>
+              <w:pStyle w:val="Compact"/>
+              <w:jc w:val="left"/>
+            </w:pPr>
+            <w:r>
+              <w:t xml:space="preserve">Yes</w:t>
+            </w:r>
+          </w:p>
+        </w:tc>
+        <w:tc>
+          <w:tcPr/>
+          <w:p>
+            <w:pPr>
+              <w:pStyle w:val="Compact"/>
+              <w:jc w:val="left"/>
+            </w:pPr>
+            <w:r>
+              <w:t xml:space="preserve">Other ACOs</w:t>
+            </w:r>
+          </w:p>
+        </w:tc>
+        <w:tc>
+          <w:tcPr/>
+          <w:p>
+            <w:pPr>
+              <w:pStyle w:val="Compact"/>
+              <w:jc w:val="right"/>
+            </w:pPr>
+            <w:r>
+              <w:t xml:space="preserve">73</w:t>
+            </w:r>
+          </w:p>
+        </w:tc>
+        <w:tc>
+          <w:tcPr/>
+          <w:p>
+            <w:pPr>
+              <w:pStyle w:val="Compact"/>
+              <w:jc w:val="right"/>
+            </w:pPr>
+            <w:r>
+              <w:t xml:space="preserve">13,206</w:t>
+            </w:r>
+          </w:p>
+        </w:tc>
+      </w:tr>
+      <w:tr>
+        <w:tc>
+          <w:tcPr/>
+          <w:p>
+            <w:pPr>
+              <w:pStyle w:val="Compact"/>
+              <w:jc w:val="right"/>
+            </w:pPr>
+            <w:r>
+              <w:t xml:space="preserve">2022</w:t>
+            </w:r>
+          </w:p>
+        </w:tc>
+        <w:tc>
+          <w:tcPr/>
+          <w:p>
+            <w:pPr>
+              <w:pStyle w:val="Compact"/>
+              <w:jc w:val="right"/>
+            </w:pPr>
+            <w:r>
+              <w:t xml:space="preserve">1</w:t>
+            </w:r>
+          </w:p>
+        </w:tc>
+        <w:tc>
+          <w:tcPr/>
+          <w:p>
+            <w:pPr>
+              <w:pStyle w:val="Compact"/>
+              <w:jc w:val="left"/>
+            </w:pPr>
+            <w:r>
+              <w:t xml:space="preserve">No</w:t>
+            </w:r>
+          </w:p>
+        </w:tc>
+        <w:tc>
+          <w:tcPr/>
+          <w:p>
+            <w:pPr>
+              <w:pStyle w:val="Compact"/>
+              <w:jc w:val="left"/>
+            </w:pPr>
+            <w:r>
+              <w:t xml:space="preserve">Other ACOs</w:t>
+            </w:r>
+          </w:p>
+        </w:tc>
+        <w:tc>
+          <w:tcPr/>
+          <w:p>
+            <w:pPr>
+              <w:pStyle w:val="Compact"/>
+              <w:jc w:val="right"/>
+            </w:pPr>
+            <w:r>
+              <w:t xml:space="preserve">188</w:t>
+            </w:r>
+          </w:p>
+        </w:tc>
+        <w:tc>
+          <w:tcPr/>
+          <w:p>
+            <w:pPr>
+              <w:pStyle w:val="Compact"/>
+              <w:jc w:val="right"/>
+            </w:pPr>
+            <w:r>
+              <w:t xml:space="preserve">11,288</w:t>
+            </w:r>
+          </w:p>
+        </w:tc>
+      </w:tr>
+      <w:tr>
+        <w:tc>
+          <w:tcPr/>
+          <w:p>
+            <w:pPr>
+              <w:pStyle w:val="Compact"/>
+              <w:jc w:val="right"/>
+            </w:pPr>
+            <w:r>
+              <w:t xml:space="preserve">2022</w:t>
+            </w:r>
+          </w:p>
+        </w:tc>
+        <w:tc>
+          <w:tcPr/>
+          <w:p>
+            <w:pPr>
+              <w:pStyle w:val="Compact"/>
+              <w:jc w:val="right"/>
+            </w:pPr>
+            <w:r>
+              <w:t xml:space="preserve">1</w:t>
+            </w:r>
+          </w:p>
+        </w:tc>
+        <w:tc>
+          <w:tcPr/>
+          <w:p>
+            <w:pPr>
+              <w:pStyle w:val="Compact"/>
+              <w:jc w:val="left"/>
+            </w:pPr>
+            <w:r>
+              <w:t xml:space="preserve">No</w:t>
+            </w:r>
+          </w:p>
+        </w:tc>
+        <w:tc>
+          <w:tcPr/>
+          <w:p>
+            <w:pPr>
+              <w:pStyle w:val="Compact"/>
+              <w:jc w:val="left"/>
+            </w:pPr>
+            <w:r>
+              <w:t xml:space="preserve">Early renewers</w:t>
+            </w:r>
+          </w:p>
+        </w:tc>
+        <w:tc>
+          <w:tcPr/>
+          <w:p>
+            <w:pPr>
+              <w:pStyle w:val="Compact"/>
+              <w:jc w:val="right"/>
+            </w:pPr>
+            <w:r>
+              <w:t xml:space="preserve">18</w:t>
+            </w:r>
+          </w:p>
+        </w:tc>
+        <w:tc>
+          <w:tcPr/>
+          <w:p>
+            <w:pPr>
+              <w:pStyle w:val="Compact"/>
+              <w:jc w:val="right"/>
+            </w:pPr>
+            <w:r>
+              <w:t xml:space="preserve">10,931</w:t>
+            </w:r>
+          </w:p>
+        </w:tc>
+      </w:tr>
+      <w:tr>
+        <w:tc>
+          <w:tcPr/>
+          <w:p>
+            <w:pPr>
+              <w:pStyle w:val="Compact"/>
+              <w:jc w:val="right"/>
+            </w:pPr>
+            <w:r>
+              <w:t xml:space="preserve">2022</w:t>
+            </w:r>
+          </w:p>
+        </w:tc>
+        <w:tc>
+          <w:tcPr/>
+          <w:p>
+            <w:pPr>
+              <w:pStyle w:val="Compact"/>
+              <w:jc w:val="right"/>
+            </w:pPr>
+            <w:r>
+              <w:t xml:space="preserve">2</w:t>
+            </w:r>
+          </w:p>
+        </w:tc>
+        <w:tc>
+          <w:tcPr/>
+          <w:p>
+            <w:pPr>
+              <w:pStyle w:val="Compact"/>
+              <w:jc w:val="left"/>
+            </w:pPr>
+            <w:r>
+              <w:t xml:space="preserve">No</w:t>
+            </w:r>
+          </w:p>
+        </w:tc>
+        <w:tc>
+          <w:tcPr/>
+          <w:p>
+            <w:pPr>
+              <w:pStyle w:val="Compact"/>
+              <w:jc w:val="left"/>
+            </w:pPr>
+            <w:r>
+              <w:t xml:space="preserve">Other ACOs</w:t>
+            </w:r>
+          </w:p>
+        </w:tc>
+        <w:tc>
+          <w:tcPr/>
+          <w:p>
+            <w:pPr>
+              <w:pStyle w:val="Compact"/>
+              <w:jc w:val="right"/>
+            </w:pPr>
+            <w:r>
+              <w:t xml:space="preserve">164</w:t>
+            </w:r>
+          </w:p>
+        </w:tc>
+        <w:tc>
+          <w:tcPr/>
+          <w:p>
+            <w:pPr>
+              <w:pStyle w:val="Compact"/>
+              <w:jc w:val="right"/>
+            </w:pPr>
+            <w:r>
+              <w:t xml:space="preserve">11,912</w:t>
+            </w:r>
+          </w:p>
+        </w:tc>
+      </w:tr>
+      <w:tr>
+        <w:tc>
+          <w:tcPr/>
+          <w:p>
+            <w:pPr>
+              <w:pStyle w:val="Compact"/>
+              <w:jc w:val="right"/>
+            </w:pPr>
+            <w:r>
+              <w:t xml:space="preserve">2022</w:t>
+            </w:r>
+          </w:p>
+        </w:tc>
+        <w:tc>
+          <w:tcPr/>
+          <w:p>
+            <w:pPr>
+              <w:pStyle w:val="Compact"/>
+              <w:jc w:val="right"/>
+            </w:pPr>
+            <w:r>
+              <w:t xml:space="preserve">2</w:t>
+            </w:r>
+          </w:p>
+        </w:tc>
+        <w:tc>
+          <w:tcPr/>
+          <w:p>
+            <w:pPr>
+              <w:pStyle w:val="Compact"/>
+              <w:jc w:val="left"/>
+            </w:pPr>
+            <w:r>
+              <w:t xml:space="preserve">No</w:t>
+            </w:r>
+          </w:p>
+        </w:tc>
+        <w:tc>
+          <w:tcPr/>
+          <w:p>
+            <w:pPr>
+              <w:pStyle w:val="Compact"/>
+              <w:jc w:val="left"/>
+            </w:pPr>
+            <w:r>
+              <w:t xml:space="preserve">Early renewers</w:t>
+            </w:r>
+          </w:p>
+        </w:tc>
+        <w:tc>
+          <w:tcPr/>
+          <w:p>
+            <w:pPr>
+              <w:pStyle w:val="Compact"/>
+              <w:jc w:val="right"/>
+            </w:pPr>
+            <w:r>
+              <w:t xml:space="preserve">17</w:t>
+            </w:r>
+          </w:p>
+        </w:tc>
+        <w:tc>
+          <w:tcPr/>
+          <w:p>
+            <w:pPr>
+              <w:pStyle w:val="Compact"/>
+              <w:jc w:val="right"/>
+            </w:pPr>
+            <w:r>
+              <w:t xml:space="preserve">11,205</w:t>
+            </w:r>
+          </w:p>
+        </w:tc>
+      </w:tr>
+      <w:tr>
+        <w:tc>
+          <w:tcPr/>
+          <w:p>
+            <w:pPr>
+              <w:pStyle w:val="Compact"/>
+              <w:jc w:val="right"/>
+            </w:pPr>
+            <w:r>
+              <w:t xml:space="preserve">2022</w:t>
+            </w:r>
+          </w:p>
+        </w:tc>
+        <w:tc>
+          <w:tcPr/>
+          <w:p>
+            <w:pPr>
+              <w:pStyle w:val="Compact"/>
+              <w:jc w:val="right"/>
+            </w:pPr>
+            <w:r>
+              <w:t xml:space="preserve">3</w:t>
+            </w:r>
+          </w:p>
+        </w:tc>
+        <w:tc>
+          <w:tcPr/>
+          <w:p>
+            <w:pPr>
+              <w:pStyle w:val="Compact"/>
+              <w:jc w:val="left"/>
+            </w:pPr>
+            <w:r>
+              <w:t xml:space="preserve">Yes</w:t>
+            </w:r>
+          </w:p>
+        </w:tc>
+        <w:tc>
+          <w:tcPr/>
+          <w:p>
+            <w:pPr>
+              <w:pStyle w:val="Compact"/>
+              <w:jc w:val="left"/>
+            </w:pPr>
+            <w:r>
+              <w:t xml:space="preserve">Other ACOs</w:t>
+            </w:r>
+          </w:p>
+        </w:tc>
+        <w:tc>
+          <w:tcPr/>
+          <w:p>
+            <w:pPr>
+              <w:pStyle w:val="Compact"/>
+              <w:jc w:val="right"/>
+            </w:pPr>
+            <w:r>
+              <w:t xml:space="preserve">120</w:t>
+            </w:r>
+          </w:p>
+        </w:tc>
+        <w:tc>
+          <w:tcPr/>
+          <w:p>
+            <w:pPr>
+              <w:pStyle w:val="Compact"/>
+              <w:jc w:val="right"/>
+            </w:pPr>
+            <w:r>
+              <w:t xml:space="preserve">12,762</w:t>
+            </w:r>
+          </w:p>
+        </w:tc>
+      </w:tr>
+      <w:tr>
+        <w:tc>
+          <w:tcPr/>
+          <w:p>
+            <w:pPr>
+              <w:pStyle w:val="Compact"/>
+              <w:jc w:val="right"/>
+            </w:pPr>
+            <w:r>
+              <w:t xml:space="preserve">2022</w:t>
+            </w:r>
+          </w:p>
+        </w:tc>
+        <w:tc>
+          <w:tcPr/>
+          <w:p>
+            <w:pPr>
+              <w:pStyle w:val="Compact"/>
+              <w:jc w:val="right"/>
+            </w:pPr>
+            <w:r>
+              <w:t xml:space="preserve">3</w:t>
+            </w:r>
+          </w:p>
+        </w:tc>
+        <w:tc>
+          <w:tcPr/>
+          <w:p>
+            <w:pPr>
+              <w:pStyle w:val="Compact"/>
+              <w:jc w:val="left"/>
+            </w:pPr>
+            <w:r>
+              <w:t xml:space="preserve">Yes</w:t>
+            </w:r>
+          </w:p>
+        </w:tc>
+        <w:tc>
+          <w:tcPr/>
+          <w:p>
+            <w:pPr>
+              <w:pStyle w:val="Compact"/>
+              <w:jc w:val="left"/>
+            </w:pPr>
+            <w:r>
+              <w:t xml:space="preserve">Early renewers</w:t>
+            </w:r>
+          </w:p>
+        </w:tc>
+        <w:tc>
+          <w:tcPr/>
+          <w:p>
+            <w:pPr>
+              <w:pStyle w:val="Compact"/>
+              <w:jc w:val="right"/>
+            </w:pPr>
+            <w:r>
+              <w:t xml:space="preserve">15</w:t>
+            </w:r>
+          </w:p>
+        </w:tc>
+        <w:tc>
+          <w:tcPr/>
+          <w:p>
+            <w:pPr>
+              <w:pStyle w:val="Compact"/>
+              <w:jc w:val="right"/>
+            </w:pPr>
+            <w:r>
+              <w:t xml:space="preserve">11,892</w:t>
+            </w:r>
+          </w:p>
+        </w:tc>
+      </w:tr>
+    </w:tbl>
+    <w:p>
+      <w:pPr>
+        <w:pStyle w:val="BodyText"/>
+      </w:pPr>
+      <w:r>
+        <w:t xml:space="preserve">Mean per-capita spending (US dollars) of assigned beneficiaries by agreement start year and agreement year (performance year - start year + 1), PY2020-PY2024 (plan section 5.6). Agreement years 3-5 are the scheduled benchmark years of the next agreement; early renewers out of a 2020 agreement are shown separately. Benchmark-year status cannot be separated from tenure here, so this is description only.</w:t>
+      </w:r>
+    </w:p>
+    <w:bookmarkStart w:id="10" w:name="Xbb380d809b2723f99c0f38291f5ada62d815562"/>
+    <w:p>
+      <w:pPr>
+        <w:pStyle w:val="Heading1"/>
+      </w:pPr>
+      <w:r>
+        <w:t xml:space="preserve">eMethods. Registration record and deviations</w:t>
+      </w:r>
+    </w:p>
+    <w:p>
+      <w:pPr>
+        <w:pStyle w:val="TableCaption"/>
+      </w:pPr>
+      <w:r>
+        <w:t xml:space="preserve">eTable 12. Registration record</w:t>
+      </w:r>
+    </w:p>
+    <w:tbl>
+      <w:tblPr>
+        <w:tblStyle w:val="Table"/>
+        <w:tblW w:type="pct" w:w="5000"/>
+        <w:tblLayout w:type="fixed"/>
+        <w:tblLook w:firstRow="1" w:lastRow="0" w:firstColumn="0" w:lastColumn="0" w:noHBand="0" w:noVBand="0" w:val="0020"/>
+        <w:tblCaption w:val="eTable 12. Registration record"/>
       </w:tblPr>
       <w:tblGrid>
         <w:gridCol w:w="1425"/>
@@ -6531,7 +7910,7 @@
         <w:t xml:space="preserve"> </w:t>
       </w:r>
       <w:r>
-        <w:t xml:space="preserve">file or a county spending file could not be opened until the registration record existed, and the code had no</w:t>
+        <w:t xml:space="preserve">file, a county spending file or the county assignment file could not be opened until the registration record existed, and the code had no</w:t>
       </w:r>
       <w:r>
         <w:t xml:space="preserve"> </w:t>
@@ -6898,7 +8277,7 @@
               <w:jc w:val="left"/>
             </w:pPr>
             <w:r>
-              <w:t xml:space="preserve">Title; Abstract</w:t>
+              <w:t xml:space="preserve">Title (pre-registered analysis); Abstract (retrospective cohort study)</w:t>
             </w:r>
           </w:p>
         </w:tc>
@@ -7248,7 +8627,7 @@
               <w:jc w:val="left"/>
             </w:pPr>
             <w:r>
-              <w:t xml:space="preserve">Methods, Data sources; Variables (validation)</w:t>
+              <w:t xml:space="preserve">Methods, Data sources; Variables (validation); eTable 1</w:t>
             </w:r>
           </w:p>
         </w:tc>
@@ -7298,7 +8677,7 @@
               <w:jc w:val="left"/>
             </w:pPr>
             <w:r>
-              <w:t xml:space="preserve">Methods, Study design (preregistration, outcome lock), Statistical analysis (equivalence condition); Limitations</w:t>
+              <w:t xml:space="preserve">Methods, Study design (preregistration, outcome lock), Statistical analysis (equivalence condition); Discussion, Limitations</w:t>
             </w:r>
           </w:p>
         </w:tc>
@@ -7348,7 +8727,7 @@
               <w:jc w:val="left"/>
             </w:pPr>
             <w:r>
-              <w:t xml:space="preserve">Methods, Population and groups; Power; eTable 2</w:t>
+              <w:t xml:space="preserve">Methods, Population and groups (all eligible ACOs); Power; eTable 2</w:t>
             </w:r>
           </w:p>
         </w:tc>
@@ -7398,7 +8777,7 @@
               <w:jc w:val="left"/>
             </w:pPr>
             <w:r>
-              <w:t xml:space="preserve">Methods, Variables; Statistical analysis</w:t>
+              <w:t xml:space="preserve">Methods, Variables; Statistical analysis (scaling by 2 SD)</w:t>
             </w:r>
           </w:p>
         </w:tc>
@@ -7494,7 +8873,7 @@
               <w:jc w:val="left"/>
             </w:pPr>
             <w:r>
-              <w:t xml:space="preserve">Methods, Statistical analysis (single-cohort checks); eTables 3-4</w:t>
+              <w:t xml:space="preserve">None registered; single-cohort restrictions in eTables 3-4</w:t>
             </w:r>
           </w:p>
         </w:tc>
@@ -7632,7 +9011,7 @@
               <w:jc w:val="left"/>
             </w:pPr>
             <w:r>
-              <w:t xml:space="preserve">Methods, Conventional methods and robustness; eTables 3-6</w:t>
+              <w:t xml:space="preserve">Methods, Covariate-adjusted estimates, conventional methods and robustness; eTables 3-6</w:t>
             </w:r>
           </w:p>
         </w:tc>
@@ -7824,7 +9203,7 @@
               <w:jc w:val="left"/>
             </w:pPr>
             <w:r>
-              <w:t xml:space="preserve">Table 1</w:t>
+              <w:t xml:space="preserve">Table 1 (group, cohort, track, case mix, savings rate, constructed variables); the H3 adjustment factors (size, revenue category, assignment method, agreement number) are not in the results files and are not tabulated</w:t>
             </w:r>
           </w:p>
         </w:tc>
@@ -7916,7 +9295,7 @@
               <w:jc w:val="left"/>
             </w:pPr>
             <w:r>
-              <w:t xml:space="preserve">Methods, Statistical analysis (H4); eTable 8</w:t>
+              <w:t xml:space="preserve">eTable 8 (mean included post-period years by group)</w:t>
             </w:r>
           </w:p>
         </w:tc>
@@ -7966,7 +9345,7 @@
               <w:jc w:val="left"/>
             </w:pPr>
             <w:r>
-              <w:t xml:space="preserve">Tables 2-4; eTable 8</w:t>
+              <w:t xml:space="preserve">Early renewal: 29 of 306 compared ACOs (Table 1), 24 of 206 in H3 (Table 3); spending over time: eTable 11</w:t>
             </w:r>
           </w:p>
         </w:tc>
@@ -8016,7 +9395,7 @@
               <w:jc w:val="left"/>
             </w:pPr>
             <w:r>
-              <w:t xml:space="preserve">Tables 2-4; Figures 2-4</w:t>
+              <w:t xml:space="preserve">Tables 2-4; Figures 2-4; eTables 3, 6</w:t>
             </w:r>
           </w:p>
         </w:tc>
@@ -8108,7 +9487,7 @@
               <w:jc w:val="left"/>
             </w:pPr>
             <w:r>
-              <w:t xml:space="preserve">Results (odds and dollar translations)</w:t>
+              <w:t xml:space="preserve">Results (odds multiplier; dollar translation); eTable 5 (observed and predicted shares by decile)</w:t>
             </w:r>
           </w:p>
         </w:tc>
@@ -8158,7 +9537,7 @@
               <w:jc w:val="left"/>
             </w:pPr>
             <w:r>
-              <w:t xml:space="preserve">Results, Robustness and conventional methods; eTables 3-9</w:t>
+              <w:t xml:space="preserve">Results, Robustness and conventional methods; eTables 3-11</w:t>
             </w:r>
           </w:p>
         </w:tc>

--- a/supplement.docx
+++ b/supplement.docx
@@ -3997,7 +3997,7 @@
               <w:jc w:val="left"/>
             </w:pPr>
             <w:r>
-              <w:t xml:space="preserve">Overall test: largest absolute core coefficient</w:t>
+              <w:t xml:space="preserve">Overall test: largest absolute core coefficient (reduced sampler settings)</w:t>
             </w:r>
           </w:p>
         </w:tc>

--- a/supplement.docx
+++ b/supplement.docx
@@ -179,7 +179,19 @@
         </w:numPr>
       </w:pPr>
       <w:r>
-        <w:t xml:space="preserve">eMethods. Registration record (eTable 12) and deviations</w:t>
+        <w:t xml:space="preserve">eTable 12. Post hoc checks against CMS’s published 2022 benchmarks (not registered)</w:t>
+      </w:r>
+    </w:p>
+    <w:p>
+      <w:pPr>
+        <w:pStyle w:val="Compact"/>
+        <w:numPr>
+          <w:ilvl w:val="0"/>
+          <w:numId w:val="1001"/>
+        </w:numPr>
+      </w:pPr>
+      <w:r>
+        <w:t xml:space="preserve">eMethods. Registration record (eTable 13) and deviations</w:t>
       </w:r>
     </w:p>
     <w:p>
@@ -7621,21 +7633,12 @@
         <w:t xml:space="preserve">Mean per-capita spending (US dollars) of assigned beneficiaries by agreement start year and agreement year (performance year - start year + 1), PY2020-PY2024 (plan section 5.6). Agreement years 3-5 are the scheduled benchmark years of the next agreement; early renewers out of a 2020 agreement are shown separately. Benchmark-year status cannot be separated from tenure here, so this is description only.</w:t>
       </w:r>
     </w:p>
-    <w:bookmarkStart w:id="10" w:name="Xbb380d809b2723f99c0f38291f5ada62d815562"/>
-    <w:p>
-      <w:pPr>
-        <w:pStyle w:val="Heading1"/>
-      </w:pPr>
-      <w:r>
-        <w:t xml:space="preserve">eMethods. Registration record and deviations</w:t>
-      </w:r>
-    </w:p>
     <w:p>
       <w:pPr>
         <w:pStyle w:val="TableCaption"/>
       </w:pPr>
       <w:r>
-        <w:t xml:space="preserve">eTable 12. Registration record</w:t>
+        <w:t xml:space="preserve">eTable 12. Post hoc checks of the expected gain against CMS’s published 2022 benchmarks</w:t>
       </w:r>
     </w:p>
     <w:tbl>
@@ -7644,7 +7647,335 @@
         <w:tblW w:type="pct" w:w="5000"/>
         <w:tblLayout w:type="fixed"/>
         <w:tblLook w:firstRow="1" w:lastRow="0" w:firstColumn="0" w:lastColumn="0" w:noHBand="0" w:noVBand="0" w:val="0020"/>
-        <w:tblCaption w:val="eTable 12. Registration record"/>
+        <w:tblCaption w:val="eTable 12. Post hoc checks of the expected gain against CMS’s published 2022 benchmarks"/>
+      </w:tblPr>
+      <w:tblGrid>
+        <w:gridCol w:w="2640"/>
+        <w:gridCol w:w="837"/>
+        <w:gridCol w:w="837"/>
+        <w:gridCol w:w="837"/>
+        <w:gridCol w:w="837"/>
+        <w:gridCol w:w="837"/>
+        <w:gridCol w:w="1094"/>
+      </w:tblGrid>
+      <w:tr>
+        <w:trPr>
+          <w:tblHeader w:val="on"/>
+        </w:trPr>
+        <w:tc>
+          <w:tcPr/>
+          <w:p>
+            <w:pPr>
+              <w:pStyle w:val="Compact"/>
+              <w:jc w:val="left"/>
+            </w:pPr>
+            <w:r>
+              <w:t xml:space="preserve">Check</w:t>
+            </w:r>
+          </w:p>
+        </w:tc>
+        <w:tc>
+          <w:tcPr/>
+          <w:p>
+            <w:pPr>
+              <w:pStyle w:val="Compact"/>
+              <w:jc w:val="right"/>
+            </w:pPr>
+            <w:r>
+              <w:t xml:space="preserve">ACOs, No.</w:t>
+            </w:r>
+          </w:p>
+        </w:tc>
+        <w:tc>
+          <w:tcPr/>
+          <w:p>
+            <w:pPr>
+              <w:pStyle w:val="Compact"/>
+              <w:jc w:val="right"/>
+            </w:pPr>
+            <w:r>
+              <w:t xml:space="preserve">Spearman</w:t>
+            </w:r>
+            <w:r>
+              <w:t xml:space="preserve"> </w:t>
+            </w:r>
+            <m:oMath>
+              <m:r>
+                <m:t>ρ</m:t>
+              </m:r>
+            </m:oMath>
+          </w:p>
+        </w:tc>
+        <w:tc>
+          <w:tcPr/>
+          <w:p>
+            <w:pPr>
+              <w:pStyle w:val="Compact"/>
+              <w:jc w:val="right"/>
+            </w:pPr>
+            <w:r>
+              <w:t xml:space="preserve">Median absolute error</w:t>
+            </w:r>
+          </w:p>
+        </w:tc>
+        <w:tc>
+          <w:tcPr/>
+          <w:p>
+            <w:pPr>
+              <w:pStyle w:val="Compact"/>
+              <w:jc w:val="right"/>
+            </w:pPr>
+            <w:r>
+              <w:t xml:space="preserve">Mean error</w:t>
+            </w:r>
+          </w:p>
+        </w:tc>
+        <w:tc>
+          <w:tcPr/>
+          <w:p>
+            <w:pPr>
+              <w:pStyle w:val="Compact"/>
+              <w:jc w:val="right"/>
+            </w:pPr>
+            <w:r>
+              <w:t xml:space="preserve">Same sign</w:t>
+            </w:r>
+          </w:p>
+        </w:tc>
+        <w:tc>
+          <w:tcPr/>
+          <w:p>
+            <w:pPr>
+              <w:pStyle w:val="Compact"/>
+              <w:jc w:val="right"/>
+            </w:pPr>
+            <w:r>
+              <w:t xml:space="preserve">Mean rebuilt / actual</w:t>
+            </w:r>
+          </w:p>
+        </w:tc>
+      </w:tr>
+      <w:tr>
+        <w:tc>
+          <w:tcPr/>
+          <w:p>
+            <w:pPr>
+              <w:pStyle w:val="Compact"/>
+              <w:jc w:val="left"/>
+            </w:pPr>
+            <w:r>
+              <w:t xml:space="preserve">Regular renewers: rebuilt vs actual change</w:t>
+            </w:r>
+          </w:p>
+        </w:tc>
+        <w:tc>
+          <w:tcPr/>
+          <w:p>
+            <w:pPr>
+              <w:pStyle w:val="Compact"/>
+              <w:jc w:val="right"/>
+            </w:pPr>
+            <w:r>
+              <w:t xml:space="preserve">101</w:t>
+            </w:r>
+          </w:p>
+        </w:tc>
+        <w:tc>
+          <w:tcPr/>
+          <w:p>
+            <w:pPr>
+              <w:pStyle w:val="Compact"/>
+              <w:jc w:val="right"/>
+            </w:pPr>
+            <w:r>
+              <w:t xml:space="preserve">0.61</w:t>
+            </w:r>
+          </w:p>
+        </w:tc>
+        <w:tc>
+          <w:tcPr/>
+          <w:p>
+            <w:pPr>
+              <w:pStyle w:val="Compact"/>
+              <w:jc w:val="right"/>
+            </w:pPr>
+            <w:r>
+              <w:t xml:space="preserve">1.7</w:t>
+            </w:r>
+          </w:p>
+        </w:tc>
+        <w:tc>
+          <w:tcPr/>
+          <w:p>
+            <w:pPr>
+              <w:pStyle w:val="Compact"/>
+              <w:jc w:val="right"/>
+            </w:pPr>
+            <w:r>
+              <w:t xml:space="preserve">−0.3</w:t>
+            </w:r>
+          </w:p>
+        </w:tc>
+        <w:tc>
+          <w:tcPr/>
+          <w:p>
+            <w:pPr>
+              <w:pStyle w:val="Compact"/>
+              <w:jc w:val="right"/>
+            </w:pPr>
+            <w:r>
+              <w:t xml:space="preserve">80%</w:t>
+            </w:r>
+          </w:p>
+        </w:tc>
+        <w:tc>
+          <w:tcPr/>
+          <w:p>
+            <w:pPr>
+              <w:pStyle w:val="Compact"/>
+              <w:jc w:val="right"/>
+            </w:pPr>
+            <w:r>
+              <w:t xml:space="preserve">−0.9 / −0.6</w:t>
+            </w:r>
+          </w:p>
+        </w:tc>
+      </w:tr>
+      <w:tr>
+        <w:tc>
+          <w:tcPr/>
+          <w:p>
+            <w:pPr>
+              <w:pStyle w:val="Compact"/>
+              <w:jc w:val="left"/>
+            </w:pPr>
+            <w:r>
+              <w:t xml:space="preserve">Early renewers: rebuilt gain vs realized reset</w:t>
+            </w:r>
+          </w:p>
+        </w:tc>
+        <w:tc>
+          <w:tcPr/>
+          <w:p>
+            <w:pPr>
+              <w:pStyle w:val="Compact"/>
+              <w:jc w:val="right"/>
+            </w:pPr>
+            <w:r>
+              <w:t xml:space="preserve">26</w:t>
+            </w:r>
+          </w:p>
+        </w:tc>
+        <w:tc>
+          <w:tcPr/>
+          <w:p>
+            <w:pPr>
+              <w:pStyle w:val="Compact"/>
+              <w:jc w:val="right"/>
+            </w:pPr>
+            <w:r>
+              <w:t xml:space="preserve">0.60</w:t>
+            </w:r>
+          </w:p>
+        </w:tc>
+        <w:tc>
+          <w:tcPr/>
+          <w:p>
+            <w:pPr>
+              <w:pStyle w:val="Compact"/>
+              <w:jc w:val="right"/>
+            </w:pPr>
+            <w:r>
+              <w:t xml:space="preserve">2.1</w:t>
+            </w:r>
+          </w:p>
+        </w:tc>
+        <w:tc>
+          <w:tcPr/>
+          <w:p>
+            <w:pPr>
+              <w:pStyle w:val="Compact"/>
+              <w:jc w:val="right"/>
+            </w:pPr>
+            <w:r>
+              <w:t xml:space="preserve">−0.2</w:t>
+            </w:r>
+          </w:p>
+        </w:tc>
+        <w:tc>
+          <w:tcPr/>
+          <w:p>
+            <w:pPr>
+              <w:pStyle w:val="Compact"/>
+              <w:jc w:val="right"/>
+            </w:pPr>
+            <w:r>
+              <w:t xml:space="preserve">92%</w:t>
+            </w:r>
+          </w:p>
+        </w:tc>
+        <w:tc>
+          <w:tcPr/>
+          <w:p>
+            <w:pPr>
+              <w:pStyle w:val="Compact"/>
+              <w:jc w:val="right"/>
+            </w:pPr>
+            <w:r>
+              <w:t xml:space="preserve">−1.6 / −1.4</w:t>
+            </w:r>
+          </w:p>
+        </w:tc>
+      </w:tr>
+    </w:tbl>
+    <w:p>
+      <w:pPr>
+        <w:pStyle w:val="BodyText"/>
+      </w:pPr>
+      <w:r>
+        <w:t xml:space="preserve">Post hoc and exploratory; not registered (stharrold.github.io, analysis/mssp-benchmark-ratchet/posthoc/). Changes are 100 x (2022 historical benchmark - PY2021 updated benchmark) / PY2021 updated benchmark, in percentage points of the PY2021 benchmark, both in 2021 dollars: rebuilt from public files, or actual as CMS published it in the PY2022 results file. Error = rebuilt - actual. Realized reset, all 29 early renewers: mean −1.3, median −1.5, 66% below the PY2021 benchmark. Updated benchmark PY2021 to PY2022 (includes the annual update for both groups): early renewers +3.1% and stayers +2.9% on average; within-cohort difference 0.0 points (95% CrI, −2.0 to 2.2;</w:t>
+      </w:r>
+      <w:r>
+        <w:t xml:space="preserve"> </w:t>
+      </w:r>
+      <w:r>
+        <w:rPr>
+          <w:i/>
+          <w:iCs/>
+        </w:rPr>
+        <w:t xml:space="preserve">P</w:t>
+      </w:r>
+      <w:r>
+        <w:t xml:space="preserve"> </w:t>
+      </w:r>
+      <w:r>
+        <w:t xml:space="preserve">= .97).</w:t>
+      </w:r>
+    </w:p>
+    <w:bookmarkStart w:id="10" w:name="Xbb380d809b2723f99c0f38291f5ada62d815562"/>
+    <w:p>
+      <w:pPr>
+        <w:pStyle w:val="Heading1"/>
+      </w:pPr>
+      <w:r>
+        <w:t xml:space="preserve">eMethods. Registration record and deviations</w:t>
+      </w:r>
+    </w:p>
+    <w:p>
+      <w:pPr>
+        <w:pStyle w:val="TableCaption"/>
+      </w:pPr>
+      <w:r>
+        <w:t xml:space="preserve">eTable 13. Registration record</w:t>
+      </w:r>
+    </w:p>
+    <w:tbl>
+      <w:tblPr>
+        <w:tblStyle w:val="Table"/>
+        <w:tblW w:type="pct" w:w="5000"/>
+        <w:tblLayout w:type="fixed"/>
+        <w:tblLook w:firstRow="1" w:lastRow="0" w:firstColumn="0" w:lastColumn="0" w:noHBand="0" w:noVBand="0" w:val="0020"/>
+        <w:tblCaption w:val="eTable 13. Registration record"/>
       </w:tblPr>
       <w:tblGrid>
         <w:gridCol w:w="1425"/>
@@ -8627,7 +8958,7 @@
               <w:jc w:val="left"/>
             </w:pPr>
             <w:r>
-              <w:t xml:space="preserve">Methods, Data sources; Variables (validation); eTable 1</w:t>
+              <w:t xml:space="preserve">Methods, Data sources; Variables (validation); eTable 1; eTable 12 (post hoc, change scale)</w:t>
             </w:r>
           </w:p>
         </w:tc>

--- a/supplement.docx
+++ b/supplement.docx
@@ -7,7 +7,7 @@
         <w:pStyle w:val="Title"/>
       </w:pPr>
       <w:r>
-        <w:t xml:space="preserve">Supplement 1. Why did Medicare ACOs reset their benchmarks early? A pre-registered analysis of early renewal in the Medicare Shared Savings Program</w:t>
+        <w:t xml:space="preserve">Multimedia Appendix 1. Early Renewal of Accountable Care Organization Agreements to Reset Benchmarks in the Medicare Shared Savings Program: Preregistered Retrospective Cohort Study</w:t>
       </w:r>
     </w:p>
     <w:p>
@@ -192,18 +192,6 @@
       </w:pPr>
       <w:r>
         <w:t xml:space="preserve">eMethods. Registration record (eTable 13) and deviations</w:t>
-      </w:r>
-    </w:p>
-    <w:p>
-      <w:pPr>
-        <w:pStyle w:val="Compact"/>
-        <w:numPr>
-          <w:ilvl w:val="0"/>
-          <w:numId w:val="1001"/>
-        </w:numPr>
-      </w:pPr>
-      <w:r>
-        <w:t xml:space="preserve">STROBE checklist</w:t>
       </w:r>
     </w:p>
     <w:p>
@@ -318,16 +306,8 @@
               <w:jc w:val="right"/>
             </w:pPr>
             <w:r>
-              <w:t xml:space="preserve">Spearman</w:t>
-            </w:r>
-            <w:r>
-              <w:t xml:space="preserve"> </w:t>
-            </w:r>
-            <m:oMath>
-              <m:r>
-                <m:t>ρ</m:t>
-              </m:r>
-            </m:oMath>
+              <w:t xml:space="preserve">Spearman ρ</w:t>
+            </w:r>
           </w:p>
         </w:tc>
         <w:tc>
@@ -1126,21 +1106,7 @@
         <w:pStyle w:val="BodyText"/>
       </w:pPr>
       <w:r>
-        <w:t xml:space="preserve">Minimum detectable effects at 80% power, two-sided</w:t>
-      </w:r>
-      <w:r>
-        <w:t xml:space="preserve"> </w:t>
-      </w:r>
-      <m:oMath>
-        <m:r>
-          <m:t>α</m:t>
-        </m:r>
-      </m:oMath>
-      <w:r>
-        <w:t xml:space="preserve"> </w:t>
-      </w:r>
-      <w:r>
-        <w:t xml:space="preserve">= .05, for 29 early renewers vs 277 stayers, computed after registration and committed before any confirmatory estimate; 1 log point = 0.01 in log spending. For H3, power was simulated only at a log-odds difference of 0.5; a predictor counts as detected when its 95% credible interval excludes zero.</w:t>
+        <w:t xml:space="preserve">Minimum detectable effects at 80% power, two-sided α = .05, for 29 early renewers vs 277 stayers, computed after registration and committed before any confirmatory estimate; 1 log point = 0.01 in log spending. For H3, power was simulated only at a log-odds difference of 0.5; a predictor counts as detected when its 95% credible interval excludes zero.</w:t>
       </w:r>
     </w:p>
     <w:p>
@@ -7694,16 +7660,8 @@
               <w:jc w:val="right"/>
             </w:pPr>
             <w:r>
-              <w:t xml:space="preserve">Spearman</w:t>
-            </w:r>
-            <w:r>
-              <w:t xml:space="preserve"> </w:t>
-            </w:r>
-            <m:oMath>
-              <m:r>
-                <m:t>ρ</m:t>
-              </m:r>
-            </m:oMath>
+              <w:t xml:space="preserve">Spearman ρ</w:t>
+            </w:r>
           </w:p>
         </w:tc>
         <w:tc>
@@ -8433,1709 +8391,17 @@
       </w:r>
     </w:p>
     <w:bookmarkEnd w:id="10"/>
-    <w:bookmarkStart w:id="11" w:name="strobe-checklist"/>
+    <w:bookmarkStart w:id="18" w:name="references"/>
     <w:p>
       <w:pPr>
         <w:pStyle w:val="Heading1"/>
       </w:pPr>
       <w:r>
-        <w:t xml:space="preserve">STROBE checklist</w:t>
+        <w:t xml:space="preserve">References</w:t>
       </w:r>
     </w:p>
-    <w:p>
-      <w:pPr>
-        <w:pStyle w:val="FirstParagraph"/>
-      </w:pPr>
-      <w:r>
-        <w:t xml:space="preserve">Items of the STROBE statement for cohort studies,</w:t>
-      </w:r>
-      <w:r>
-        <w:t xml:space="preserve">[</w:t>
-      </w:r>
-      <w:hyperlink w:anchor="ref-vonelm2007">
-        <w:r>
-          <w:rPr>
-            <w:rStyle w:val="Hyperlink"/>
-          </w:rPr>
-          <w:t xml:space="preserve">4</w:t>
-        </w:r>
-      </w:hyperlink>
-      <w:r>
-        <w:t xml:space="preserve">]</w:t>
-      </w:r>
-      <w:r>
-        <w:t xml:space="preserve"> </w:t>
-      </w:r>
-      <w:r>
-        <w:t xml:space="preserve">with the place each is reported.</w:t>
-      </w:r>
-      <w:r>
-        <w:t xml:space="preserve"> </w:t>
-      </w:r>
-      <w:r>
-        <w:t xml:space="preserve">“Supplement”</w:t>
-      </w:r>
-      <w:r>
-        <w:t xml:space="preserve"> </w:t>
-      </w:r>
-      <w:r>
-        <w:t xml:space="preserve">refers</w:t>
-      </w:r>
-      <w:r>
-        <w:t xml:space="preserve"> </w:t>
-      </w:r>
-      <w:r>
-        <w:t xml:space="preserve">to this document.</w:t>
-      </w:r>
-    </w:p>
-    <w:p>
-      <w:pPr>
-        <w:pStyle w:val="TableCaption"/>
-      </w:pPr>
-      <w:r>
-        <w:t xml:space="preserve">STROBE checklist</w:t>
-      </w:r>
-    </w:p>
-    <w:tbl>
-      <w:tblPr>
-        <w:tblStyle w:val="Table"/>
-        <w:tblW w:type="pct" w:w="5000"/>
-        <w:tblLayout w:type="fixed"/>
-        <w:tblLook w:firstRow="1" w:lastRow="0" w:firstColumn="0" w:lastColumn="0" w:noHBand="0" w:noVBand="0" w:val="0020"/>
-        <w:tblCaption w:val="STROBE checklist"/>
-      </w:tblPr>
-      <w:tblGrid>
-        <w:gridCol w:w="1584"/>
-        <w:gridCol w:w="731"/>
-        <w:gridCol w:w="2558"/>
-        <w:gridCol w:w="3046"/>
-      </w:tblGrid>
-      <w:tr>
-        <w:trPr>
-          <w:tblHeader w:val="on"/>
-        </w:trPr>
-        <w:tc>
-          <w:tcPr/>
-          <w:p>
-            <w:pPr>
-              <w:pStyle w:val="Compact"/>
-              <w:jc w:val="left"/>
-            </w:pPr>
-            <w:r>
-              <w:t xml:space="preserve">Item</w:t>
-            </w:r>
-          </w:p>
-        </w:tc>
-        <w:tc>
-          <w:tcPr/>
-          <w:p>
-            <w:pPr>
-              <w:pStyle w:val="Compact"/>
-              <w:jc w:val="center"/>
-            </w:pPr>
-            <w:r>
-              <w:t xml:space="preserve">No.</w:t>
-            </w:r>
-          </w:p>
-        </w:tc>
-        <w:tc>
-          <w:tcPr/>
-          <w:p>
-            <w:pPr>
-              <w:pStyle w:val="Compact"/>
-              <w:jc w:val="left"/>
-            </w:pPr>
-            <w:r>
-              <w:t xml:space="preserve">Recommendation (abbreviated)</w:t>
-            </w:r>
-          </w:p>
-        </w:tc>
-        <w:tc>
-          <w:tcPr/>
-          <w:p>
-            <w:pPr>
-              <w:pStyle w:val="Compact"/>
-              <w:jc w:val="left"/>
-            </w:pPr>
-            <w:r>
-              <w:t xml:space="preserve">Where reported</w:t>
-            </w:r>
-          </w:p>
-        </w:tc>
-      </w:tr>
-      <w:tr>
-        <w:tc>
-          <w:tcPr/>
-          <w:p>
-            <w:pPr>
-              <w:pStyle w:val="Compact"/>
-              <w:jc w:val="left"/>
-            </w:pPr>
-            <w:r>
-              <w:t xml:space="preserve">Title and abstract</w:t>
-            </w:r>
-          </w:p>
-        </w:tc>
-        <w:tc>
-          <w:tcPr/>
-          <w:p>
-            <w:pPr>
-              <w:pStyle w:val="Compact"/>
-              <w:jc w:val="center"/>
-            </w:pPr>
-            <w:r>
-              <w:t xml:space="preserve">1</w:t>
-            </w:r>
-          </w:p>
-        </w:tc>
-        <w:tc>
-          <w:tcPr/>
-          <w:p>
-            <w:pPr>
-              <w:pStyle w:val="Compact"/>
-              <w:jc w:val="left"/>
-            </w:pPr>
-            <w:r>
-              <w:t xml:space="preserve">Indicate the design; give an informative, balanced summary</w:t>
-            </w:r>
-          </w:p>
-        </w:tc>
-        <w:tc>
-          <w:tcPr/>
-          <w:p>
-            <w:pPr>
-              <w:pStyle w:val="Compact"/>
-              <w:jc w:val="left"/>
-            </w:pPr>
-            <w:r>
-              <w:t xml:space="preserve">Title (pre-registered analysis); Abstract (retrospective cohort study)</w:t>
-            </w:r>
-          </w:p>
-        </w:tc>
-      </w:tr>
-      <w:tr>
-        <w:tc>
-          <w:tcPr/>
-          <w:p>
-            <w:pPr>
-              <w:pStyle w:val="Compact"/>
-              <w:jc w:val="left"/>
-            </w:pPr>
-            <w:r>
-              <w:t xml:space="preserve">Background/rationale</w:t>
-            </w:r>
-          </w:p>
-        </w:tc>
-        <w:tc>
-          <w:tcPr/>
-          <w:p>
-            <w:pPr>
-              <w:pStyle w:val="Compact"/>
-              <w:jc w:val="center"/>
-            </w:pPr>
-            <w:r>
-              <w:t xml:space="preserve">2</w:t>
-            </w:r>
-          </w:p>
-        </w:tc>
-        <w:tc>
-          <w:tcPr/>
-          <w:p>
-            <w:pPr>
-              <w:pStyle w:val="Compact"/>
-              <w:jc w:val="left"/>
-            </w:pPr>
-            <w:r>
-              <w:t xml:space="preserve">Scientific background and rationale</w:t>
-            </w:r>
-          </w:p>
-        </w:tc>
-        <w:tc>
-          <w:tcPr/>
-          <w:p>
-            <w:pPr>
-              <w:pStyle w:val="Compact"/>
-              <w:jc w:val="left"/>
-            </w:pPr>
-            <w:r>
-              <w:t xml:space="preserve">Introduction, paragraphs 1-3</w:t>
-            </w:r>
-          </w:p>
-        </w:tc>
-      </w:tr>
-      <w:tr>
-        <w:tc>
-          <w:tcPr/>
-          <w:p>
-            <w:pPr>
-              <w:pStyle w:val="Compact"/>
-              <w:jc w:val="left"/>
-            </w:pPr>
-            <w:r>
-              <w:t xml:space="preserve">Objectives</w:t>
-            </w:r>
-          </w:p>
-        </w:tc>
-        <w:tc>
-          <w:tcPr/>
-          <w:p>
-            <w:pPr>
-              <w:pStyle w:val="Compact"/>
-              <w:jc w:val="center"/>
-            </w:pPr>
-            <w:r>
-              <w:t xml:space="preserve">3</w:t>
-            </w:r>
-          </w:p>
-        </w:tc>
-        <w:tc>
-          <w:tcPr/>
-          <w:p>
-            <w:pPr>
-              <w:pStyle w:val="Compact"/>
-              <w:jc w:val="left"/>
-            </w:pPr>
-            <w:r>
-              <w:t xml:space="preserve">Specific objectives and prespecified hypotheses</w:t>
-            </w:r>
-          </w:p>
-        </w:tc>
-        <w:tc>
-          <w:tcPr/>
-          <w:p>
-            <w:pPr>
-              <w:pStyle w:val="Compact"/>
-              <w:jc w:val="left"/>
-            </w:pPr>
-            <w:r>
-              <w:t xml:space="preserve">Introduction, paragraph 4; Methods, Hypotheses</w:t>
-            </w:r>
-          </w:p>
-        </w:tc>
-      </w:tr>
-      <w:tr>
-        <w:tc>
-          <w:tcPr/>
-          <w:p>
-            <w:pPr>
-              <w:pStyle w:val="Compact"/>
-              <w:jc w:val="left"/>
-            </w:pPr>
-            <w:r>
-              <w:t xml:space="preserve">Study design</w:t>
-            </w:r>
-          </w:p>
-        </w:tc>
-        <w:tc>
-          <w:tcPr/>
-          <w:p>
-            <w:pPr>
-              <w:pStyle w:val="Compact"/>
-              <w:jc w:val="center"/>
-            </w:pPr>
-            <w:r>
-              <w:t xml:space="preserve">4</w:t>
-            </w:r>
-          </w:p>
-        </w:tc>
-        <w:tc>
-          <w:tcPr/>
-          <w:p>
-            <w:pPr>
-              <w:pStyle w:val="Compact"/>
-              <w:jc w:val="left"/>
-            </w:pPr>
-            <w:r>
-              <w:t xml:space="preserve">Key elements of the design</w:t>
-            </w:r>
-          </w:p>
-        </w:tc>
-        <w:tc>
-          <w:tcPr/>
-          <w:p>
-            <w:pPr>
-              <w:pStyle w:val="Compact"/>
-              <w:jc w:val="left"/>
-            </w:pPr>
-            <w:r>
-              <w:t xml:space="preserve">Methods, Study design and preregistration</w:t>
-            </w:r>
-          </w:p>
-        </w:tc>
-      </w:tr>
-      <w:tr>
-        <w:tc>
-          <w:tcPr/>
-          <w:p>
-            <w:pPr>
-              <w:pStyle w:val="Compact"/>
-              <w:jc w:val="left"/>
-            </w:pPr>
-            <w:r>
-              <w:t xml:space="preserve">Setting</w:t>
-            </w:r>
-          </w:p>
-        </w:tc>
-        <w:tc>
-          <w:tcPr/>
-          <w:p>
-            <w:pPr>
-              <w:pStyle w:val="Compact"/>
-              <w:jc w:val="center"/>
-            </w:pPr>
-            <w:r>
-              <w:t xml:space="preserve">5</w:t>
-            </w:r>
-          </w:p>
-        </w:tc>
-        <w:tc>
-          <w:tcPr/>
-          <w:p>
-            <w:pPr>
-              <w:pStyle w:val="Compact"/>
-              <w:jc w:val="left"/>
-            </w:pPr>
-            <w:r>
-              <w:t xml:space="preserve">Setting, locations, dates of recruitment, exposure, follow-up, data collection</w:t>
-            </w:r>
-          </w:p>
-        </w:tc>
-        <w:tc>
-          <w:tcPr/>
-          <w:p>
-            <w:pPr>
-              <w:pStyle w:val="Compact"/>
-              <w:jc w:val="left"/>
-            </w:pPr>
-            <w:r>
-              <w:t xml:space="preserve">Methods, Data sources; Population and groups</w:t>
-            </w:r>
-          </w:p>
-        </w:tc>
-      </w:tr>
-      <w:tr>
-        <w:tc>
-          <w:tcPr/>
-          <w:p>
-            <w:pPr>
-              <w:pStyle w:val="Compact"/>
-              <w:jc w:val="left"/>
-            </w:pPr>
-            <w:r>
-              <w:t xml:space="preserve">Participants</w:t>
-            </w:r>
-          </w:p>
-        </w:tc>
-        <w:tc>
-          <w:tcPr/>
-          <w:p>
-            <w:pPr>
-              <w:pStyle w:val="Compact"/>
-              <w:jc w:val="center"/>
-            </w:pPr>
-            <w:r>
-              <w:t xml:space="preserve">6</w:t>
-            </w:r>
-          </w:p>
-        </w:tc>
-        <w:tc>
-          <w:tcPr/>
-          <w:p>
-            <w:pPr>
-              <w:pStyle w:val="Compact"/>
-              <w:jc w:val="left"/>
-            </w:pPr>
-            <w:r>
-              <w:t xml:space="preserve">Eligibility criteria, sources and methods of selection; follow-up</w:t>
-            </w:r>
-          </w:p>
-        </w:tc>
-        <w:tc>
-          <w:tcPr/>
-          <w:p>
-            <w:pPr>
-              <w:pStyle w:val="Compact"/>
-              <w:jc w:val="left"/>
-            </w:pPr>
-            <w:r>
-              <w:t xml:space="preserve">Methods, Population and groups; Figure 1</w:t>
-            </w:r>
-          </w:p>
-        </w:tc>
-      </w:tr>
-      <w:tr>
-        <w:tc>
-          <w:tcPr/>
-          <w:p>
-            <w:pPr>
-              <w:pStyle w:val="Compact"/>
-              <w:jc w:val="left"/>
-            </w:pPr>
-            <w:r>
-              <w:t xml:space="preserve">Variables</w:t>
-            </w:r>
-          </w:p>
-        </w:tc>
-        <w:tc>
-          <w:tcPr/>
-          <w:p>
-            <w:pPr>
-              <w:pStyle w:val="Compact"/>
-              <w:jc w:val="center"/>
-            </w:pPr>
-            <w:r>
-              <w:t xml:space="preserve">7</w:t>
-            </w:r>
-          </w:p>
-        </w:tc>
-        <w:tc>
-          <w:tcPr/>
-          <w:p>
-            <w:pPr>
-              <w:pStyle w:val="Compact"/>
-              <w:jc w:val="left"/>
-            </w:pPr>
-            <w:r>
-              <w:t xml:space="preserve">Define outcomes, exposures, predictors, confounders, effect modifiers</w:t>
-            </w:r>
-          </w:p>
-        </w:tc>
-        <w:tc>
-          <w:tcPr/>
-          <w:p>
-            <w:pPr>
-              <w:pStyle w:val="Compact"/>
-              <w:jc w:val="left"/>
-            </w:pPr>
-            <w:r>
-              <w:t xml:space="preserve">Methods, Variables; Hypotheses</w:t>
-            </w:r>
-          </w:p>
-        </w:tc>
-      </w:tr>
-      <w:tr>
-        <w:tc>
-          <w:tcPr/>
-          <w:p>
-            <w:pPr>
-              <w:pStyle w:val="Compact"/>
-              <w:jc w:val="left"/>
-            </w:pPr>
-            <w:r>
-              <w:t xml:space="preserve">Data sources/measurement</w:t>
-            </w:r>
-          </w:p>
-        </w:tc>
-        <w:tc>
-          <w:tcPr/>
-          <w:p>
-            <w:pPr>
-              <w:pStyle w:val="Compact"/>
-              <w:jc w:val="center"/>
-            </w:pPr>
-            <w:r>
-              <w:t xml:space="preserve">8</w:t>
-            </w:r>
-          </w:p>
-        </w:tc>
-        <w:tc>
-          <w:tcPr/>
-          <w:p>
-            <w:pPr>
-              <w:pStyle w:val="Compact"/>
-              <w:jc w:val="left"/>
-            </w:pPr>
-            <w:r>
-              <w:t xml:space="preserve">Sources and methods of measurement; comparability</w:t>
-            </w:r>
-          </w:p>
-        </w:tc>
-        <w:tc>
-          <w:tcPr/>
-          <w:p>
-            <w:pPr>
-              <w:pStyle w:val="Compact"/>
-              <w:jc w:val="left"/>
-            </w:pPr>
-            <w:r>
-              <w:t xml:space="preserve">Methods, Data sources; Variables (validation); eTable 1; eTable 12 (post hoc, change scale)</w:t>
-            </w:r>
-          </w:p>
-        </w:tc>
-      </w:tr>
-      <w:tr>
-        <w:tc>
-          <w:tcPr/>
-          <w:p>
-            <w:pPr>
-              <w:pStyle w:val="Compact"/>
-              <w:jc w:val="left"/>
-            </w:pPr>
-            <w:r>
-              <w:t xml:space="preserve">Bias</w:t>
-            </w:r>
-          </w:p>
-        </w:tc>
-        <w:tc>
-          <w:tcPr/>
-          <w:p>
-            <w:pPr>
-              <w:pStyle w:val="Compact"/>
-              <w:jc w:val="center"/>
-            </w:pPr>
-            <w:r>
-              <w:t xml:space="preserve">9</w:t>
-            </w:r>
-          </w:p>
-        </w:tc>
-        <w:tc>
-          <w:tcPr/>
-          <w:p>
-            <w:pPr>
-              <w:pStyle w:val="Compact"/>
-              <w:jc w:val="left"/>
-            </w:pPr>
-            <w:r>
-              <w:t xml:space="preserve">Efforts to address potential sources of bias</w:t>
-            </w:r>
-          </w:p>
-        </w:tc>
-        <w:tc>
-          <w:tcPr/>
-          <w:p>
-            <w:pPr>
-              <w:pStyle w:val="Compact"/>
-              <w:jc w:val="left"/>
-            </w:pPr>
-            <w:r>
-              <w:t xml:space="preserve">Methods, Study design (preregistration, outcome lock), Statistical analysis (equivalence condition); Discussion, Limitations</w:t>
-            </w:r>
-          </w:p>
-        </w:tc>
-      </w:tr>
-      <w:tr>
-        <w:tc>
-          <w:tcPr/>
-          <w:p>
-            <w:pPr>
-              <w:pStyle w:val="Compact"/>
-              <w:jc w:val="left"/>
-            </w:pPr>
-            <w:r>
-              <w:t xml:space="preserve">Study size</w:t>
-            </w:r>
-          </w:p>
-        </w:tc>
-        <w:tc>
-          <w:tcPr/>
-          <w:p>
-            <w:pPr>
-              <w:pStyle w:val="Compact"/>
-              <w:jc w:val="center"/>
-            </w:pPr>
-            <w:r>
-              <w:t xml:space="preserve">10</w:t>
-            </w:r>
-          </w:p>
-        </w:tc>
-        <w:tc>
-          <w:tcPr/>
-          <w:p>
-            <w:pPr>
-              <w:pStyle w:val="Compact"/>
-              <w:jc w:val="left"/>
-            </w:pPr>
-            <w:r>
-              <w:t xml:space="preserve">How the study size was arrived at</w:t>
-            </w:r>
-          </w:p>
-        </w:tc>
-        <w:tc>
-          <w:tcPr/>
-          <w:p>
-            <w:pPr>
-              <w:pStyle w:val="Compact"/>
-              <w:jc w:val="left"/>
-            </w:pPr>
-            <w:r>
-              <w:t xml:space="preserve">Methods, Population and groups (all eligible ACOs); Power; eTable 2</w:t>
-            </w:r>
-          </w:p>
-        </w:tc>
-      </w:tr>
-      <w:tr>
-        <w:tc>
-          <w:tcPr/>
-          <w:p>
-            <w:pPr>
-              <w:pStyle w:val="Compact"/>
-              <w:jc w:val="left"/>
-            </w:pPr>
-            <w:r>
-              <w:t xml:space="preserve">Quantitative variables</w:t>
-            </w:r>
-          </w:p>
-        </w:tc>
-        <w:tc>
-          <w:tcPr/>
-          <w:p>
-            <w:pPr>
-              <w:pStyle w:val="Compact"/>
-              <w:jc w:val="center"/>
-            </w:pPr>
-            <w:r>
-              <w:t xml:space="preserve">11</w:t>
-            </w:r>
-          </w:p>
-        </w:tc>
-        <w:tc>
-          <w:tcPr/>
-          <w:p>
-            <w:pPr>
-              <w:pStyle w:val="Compact"/>
-              <w:jc w:val="left"/>
-            </w:pPr>
-            <w:r>
-              <w:t xml:space="preserve">How quantitative variables were handled; groupings</w:t>
-            </w:r>
-          </w:p>
-        </w:tc>
-        <w:tc>
-          <w:tcPr/>
-          <w:p>
-            <w:pPr>
-              <w:pStyle w:val="Compact"/>
-              <w:jc w:val="left"/>
-            </w:pPr>
-            <w:r>
-              <w:t xml:space="preserve">Methods, Variables; Statistical analysis (scaling by 2 SD)</w:t>
-            </w:r>
-          </w:p>
-        </w:tc>
-      </w:tr>
-      <w:tr>
-        <w:tc>
-          <w:tcPr/>
-          <w:p>
-            <w:pPr>
-              <w:pStyle w:val="Compact"/>
-              <w:jc w:val="left"/>
-            </w:pPr>
-            <w:r>
-              <w:t xml:space="preserve">Statistical methods</w:t>
-            </w:r>
-          </w:p>
-        </w:tc>
-        <w:tc>
-          <w:tcPr/>
-          <w:p>
-            <w:pPr>
-              <w:pStyle w:val="Compact"/>
-              <w:jc w:val="center"/>
-            </w:pPr>
-            <w:r>
-              <w:t xml:space="preserve">12a</w:t>
-            </w:r>
-          </w:p>
-        </w:tc>
-        <w:tc>
-          <w:tcPr/>
-          <w:p>
-            <w:pPr>
-              <w:pStyle w:val="Compact"/>
-              <w:jc w:val="left"/>
-            </w:pPr>
-            <w:r>
-              <w:t xml:space="preserve">All statistical methods, including for confounding</w:t>
-            </w:r>
-          </w:p>
-        </w:tc>
-        <w:tc>
-          <w:tcPr/>
-          <w:p>
-            <w:pPr>
-              <w:pStyle w:val="Compact"/>
-              <w:jc w:val="left"/>
-            </w:pPr>
-            <w:r>
-              <w:t xml:space="preserve">Methods, Statistical analysis</w:t>
-            </w:r>
-          </w:p>
-        </w:tc>
-      </w:tr>
-      <w:tr>
-        <w:tc>
-          <w:tcPr/>
-          <w:p>
-            <w:pPr>
-              <w:pStyle w:val="Compact"/>
-            </w:pPr>
-          </w:p>
-        </w:tc>
-        <w:tc>
-          <w:tcPr/>
-          <w:p>
-            <w:pPr>
-              <w:pStyle w:val="Compact"/>
-              <w:jc w:val="center"/>
-            </w:pPr>
-            <w:r>
-              <w:t xml:space="preserve">12b</w:t>
-            </w:r>
-          </w:p>
-        </w:tc>
-        <w:tc>
-          <w:tcPr/>
-          <w:p>
-            <w:pPr>
-              <w:pStyle w:val="Compact"/>
-              <w:jc w:val="left"/>
-            </w:pPr>
-            <w:r>
-              <w:t xml:space="preserve">Methods for subgroups and interactions</w:t>
-            </w:r>
-          </w:p>
-        </w:tc>
-        <w:tc>
-          <w:tcPr/>
-          <w:p>
-            <w:pPr>
-              <w:pStyle w:val="Compact"/>
-              <w:jc w:val="left"/>
-            </w:pPr>
-            <w:r>
-              <w:t xml:space="preserve">None registered; single-cohort restrictions in eTables 3-4</w:t>
-            </w:r>
-          </w:p>
-        </w:tc>
-      </w:tr>
-      <w:tr>
-        <w:tc>
-          <w:tcPr/>
-          <w:p>
-            <w:pPr>
-              <w:pStyle w:val="Compact"/>
-            </w:pPr>
-          </w:p>
-        </w:tc>
-        <w:tc>
-          <w:tcPr/>
-          <w:p>
-            <w:pPr>
-              <w:pStyle w:val="Compact"/>
-              <w:jc w:val="center"/>
-            </w:pPr>
-            <w:r>
-              <w:t xml:space="preserve">12c</w:t>
-            </w:r>
-          </w:p>
-        </w:tc>
-        <w:tc>
-          <w:tcPr/>
-          <w:p>
-            <w:pPr>
-              <w:pStyle w:val="Compact"/>
-              <w:jc w:val="left"/>
-            </w:pPr>
-            <w:r>
-              <w:t xml:space="preserve">How missing data were addressed</w:t>
-            </w:r>
-          </w:p>
-        </w:tc>
-        <w:tc>
-          <w:tcPr/>
-          <w:p>
-            <w:pPr>
-              <w:pStyle w:val="Compact"/>
-              <w:jc w:val="left"/>
-            </w:pPr>
-            <w:r>
-              <w:t xml:space="preserve">Methods, Variables (suppressed values); Results, Validation and sample</w:t>
-            </w:r>
-          </w:p>
-        </w:tc>
-      </w:tr>
-      <w:tr>
-        <w:tc>
-          <w:tcPr/>
-          <w:p>
-            <w:pPr>
-              <w:pStyle w:val="Compact"/>
-            </w:pPr>
-          </w:p>
-        </w:tc>
-        <w:tc>
-          <w:tcPr/>
-          <w:p>
-            <w:pPr>
-              <w:pStyle w:val="Compact"/>
-              <w:jc w:val="center"/>
-            </w:pPr>
-            <w:r>
-              <w:t xml:space="preserve">12d</w:t>
-            </w:r>
-          </w:p>
-        </w:tc>
-        <w:tc>
-          <w:tcPr/>
-          <w:p>
-            <w:pPr>
-              <w:pStyle w:val="Compact"/>
-              <w:jc w:val="left"/>
-            </w:pPr>
-            <w:r>
-              <w:t xml:space="preserve">How loss to follow-up was addressed</w:t>
-            </w:r>
-          </w:p>
-        </w:tc>
-        <w:tc>
-          <w:tcPr/>
-          <w:p>
-            <w:pPr>
-              <w:pStyle w:val="Compact"/>
-              <w:jc w:val="left"/>
-            </w:pPr>
-            <w:r>
-              <w:t xml:space="preserve">Methods, Statistical analysis (not yet renewed; balanced panel); eTable 8</w:t>
-            </w:r>
-          </w:p>
-        </w:tc>
-      </w:tr>
-      <w:tr>
-        <w:tc>
-          <w:tcPr/>
-          <w:p>
-            <w:pPr>
-              <w:pStyle w:val="Compact"/>
-            </w:pPr>
-          </w:p>
-        </w:tc>
-        <w:tc>
-          <w:tcPr/>
-          <w:p>
-            <w:pPr>
-              <w:pStyle w:val="Compact"/>
-              <w:jc w:val="center"/>
-            </w:pPr>
-            <w:r>
-              <w:t xml:space="preserve">12e</w:t>
-            </w:r>
-          </w:p>
-        </w:tc>
-        <w:tc>
-          <w:tcPr/>
-          <w:p>
-            <w:pPr>
-              <w:pStyle w:val="Compact"/>
-              <w:jc w:val="left"/>
-            </w:pPr>
-            <w:r>
-              <w:t xml:space="preserve">Sensitivity analyses</w:t>
-            </w:r>
-          </w:p>
-        </w:tc>
-        <w:tc>
-          <w:tcPr/>
-          <w:p>
-            <w:pPr>
-              <w:pStyle w:val="Compact"/>
-              <w:jc w:val="left"/>
-            </w:pPr>
-            <w:r>
-              <w:t xml:space="preserve">Methods, Covariate-adjusted estimates, conventional methods and robustness; eTables 3-6</w:t>
-            </w:r>
-          </w:p>
-        </w:tc>
-      </w:tr>
-      <w:tr>
-        <w:tc>
-          <w:tcPr/>
-          <w:p>
-            <w:pPr>
-              <w:pStyle w:val="Compact"/>
-              <w:jc w:val="left"/>
-            </w:pPr>
-            <w:r>
-              <w:t xml:space="preserve">Participants</w:t>
-            </w:r>
-          </w:p>
-        </w:tc>
-        <w:tc>
-          <w:tcPr/>
-          <w:p>
-            <w:pPr>
-              <w:pStyle w:val="Compact"/>
-              <w:jc w:val="center"/>
-            </w:pPr>
-            <w:r>
-              <w:t xml:space="preserve">13a</w:t>
-            </w:r>
-          </w:p>
-        </w:tc>
-        <w:tc>
-          <w:tcPr/>
-          <w:p>
-            <w:pPr>
-              <w:pStyle w:val="Compact"/>
-              <w:jc w:val="left"/>
-            </w:pPr>
-            <w:r>
-              <w:t xml:space="preserve">Numbers at each stage</w:t>
-            </w:r>
-          </w:p>
-        </w:tc>
-        <w:tc>
-          <w:tcPr/>
-          <w:p>
-            <w:pPr>
-              <w:pStyle w:val="Compact"/>
-              <w:jc w:val="left"/>
-            </w:pPr>
-            <w:r>
-              <w:t xml:space="preserve">Figure 1; Results, Validation and sample</w:t>
-            </w:r>
-          </w:p>
-        </w:tc>
-      </w:tr>
-      <w:tr>
-        <w:tc>
-          <w:tcPr/>
-          <w:p>
-            <w:pPr>
-              <w:pStyle w:val="Compact"/>
-            </w:pPr>
-          </w:p>
-        </w:tc>
-        <w:tc>
-          <w:tcPr/>
-          <w:p>
-            <w:pPr>
-              <w:pStyle w:val="Compact"/>
-              <w:jc w:val="center"/>
-            </w:pPr>
-            <w:r>
-              <w:t xml:space="preserve">13b</w:t>
-            </w:r>
-          </w:p>
-        </w:tc>
-        <w:tc>
-          <w:tcPr/>
-          <w:p>
-            <w:pPr>
-              <w:pStyle w:val="Compact"/>
-              <w:jc w:val="left"/>
-            </w:pPr>
-            <w:r>
-              <w:t xml:space="preserve">Reasons for nonparticipation at each stage</w:t>
-            </w:r>
-          </w:p>
-        </w:tc>
-        <w:tc>
-          <w:tcPr/>
-          <w:p>
-            <w:pPr>
-              <w:pStyle w:val="Compact"/>
-              <w:jc w:val="left"/>
-            </w:pPr>
-            <w:r>
-              <w:t xml:space="preserve">Figure 1; Results, Validation and sample</w:t>
-            </w:r>
-          </w:p>
-        </w:tc>
-      </w:tr>
-      <w:tr>
-        <w:tc>
-          <w:tcPr/>
-          <w:p>
-            <w:pPr>
-              <w:pStyle w:val="Compact"/>
-            </w:pPr>
-          </w:p>
-        </w:tc>
-        <w:tc>
-          <w:tcPr/>
-          <w:p>
-            <w:pPr>
-              <w:pStyle w:val="Compact"/>
-              <w:jc w:val="center"/>
-            </w:pPr>
-            <w:r>
-              <w:t xml:space="preserve">13c</w:t>
-            </w:r>
-          </w:p>
-        </w:tc>
-        <w:tc>
-          <w:tcPr/>
-          <w:p>
-            <w:pPr>
-              <w:pStyle w:val="Compact"/>
-              <w:jc w:val="left"/>
-            </w:pPr>
-            <w:r>
-              <w:t xml:space="preserve">Flow diagram</w:t>
-            </w:r>
-          </w:p>
-        </w:tc>
-        <w:tc>
-          <w:tcPr/>
-          <w:p>
-            <w:pPr>
-              <w:pStyle w:val="Compact"/>
-              <w:jc w:val="left"/>
-            </w:pPr>
-            <w:r>
-              <w:t xml:space="preserve">Figure 1</w:t>
-            </w:r>
-          </w:p>
-        </w:tc>
-      </w:tr>
-      <w:tr>
-        <w:tc>
-          <w:tcPr/>
-          <w:p>
-            <w:pPr>
-              <w:pStyle w:val="Compact"/>
-              <w:jc w:val="left"/>
-            </w:pPr>
-            <w:r>
-              <w:t xml:space="preserve">Descriptive data</w:t>
-            </w:r>
-          </w:p>
-        </w:tc>
-        <w:tc>
-          <w:tcPr/>
-          <w:p>
-            <w:pPr>
-              <w:pStyle w:val="Compact"/>
-              <w:jc w:val="center"/>
-            </w:pPr>
-            <w:r>
-              <w:t xml:space="preserve">14a</w:t>
-            </w:r>
-          </w:p>
-        </w:tc>
-        <w:tc>
-          <w:tcPr/>
-          <w:p>
-            <w:pPr>
-              <w:pStyle w:val="Compact"/>
-              <w:jc w:val="left"/>
-            </w:pPr>
-            <w:r>
-              <w:t xml:space="preserve">Characteristics of participants; exposures and confounders</w:t>
-            </w:r>
-          </w:p>
-        </w:tc>
-        <w:tc>
-          <w:tcPr/>
-          <w:p>
-            <w:pPr>
-              <w:pStyle w:val="Compact"/>
-              <w:jc w:val="left"/>
-            </w:pPr>
-            <w:r>
-              <w:t xml:space="preserve">Table 1 (group, cohort, track, case mix, savings rate, constructed variables); the H3 adjustment factors (size, revenue category, assignment method, agreement number) are not in the results files and are not tabulated</w:t>
-            </w:r>
-          </w:p>
-        </w:tc>
-      </w:tr>
-      <w:tr>
-        <w:tc>
-          <w:tcPr/>
-          <w:p>
-            <w:pPr>
-              <w:pStyle w:val="Compact"/>
-            </w:pPr>
-          </w:p>
-        </w:tc>
-        <w:tc>
-          <w:tcPr/>
-          <w:p>
-            <w:pPr>
-              <w:pStyle w:val="Compact"/>
-              <w:jc w:val="center"/>
-            </w:pPr>
-            <w:r>
-              <w:t xml:space="preserve">14b</w:t>
-            </w:r>
-          </w:p>
-        </w:tc>
-        <w:tc>
-          <w:tcPr/>
-          <w:p>
-            <w:pPr>
-              <w:pStyle w:val="Compact"/>
-              <w:jc w:val="left"/>
-            </w:pPr>
-            <w:r>
-              <w:t xml:space="preserve">Number with missing data for each variable</w:t>
-            </w:r>
-          </w:p>
-        </w:tc>
-        <w:tc>
-          <w:tcPr/>
-          <w:p>
-            <w:pPr>
-              <w:pStyle w:val="Compact"/>
-              <w:jc w:val="left"/>
-            </w:pPr>
-            <w:r>
-              <w:t xml:space="preserve">Table 1; Figure 1</w:t>
-            </w:r>
-          </w:p>
-        </w:tc>
-      </w:tr>
-      <w:tr>
-        <w:tc>
-          <w:tcPr/>
-          <w:p>
-            <w:pPr>
-              <w:pStyle w:val="Compact"/>
-            </w:pPr>
-          </w:p>
-        </w:tc>
-        <w:tc>
-          <w:tcPr/>
-          <w:p>
-            <w:pPr>
-              <w:pStyle w:val="Compact"/>
-              <w:jc w:val="center"/>
-            </w:pPr>
-            <w:r>
-              <w:t xml:space="preserve">14c</w:t>
-            </w:r>
-          </w:p>
-        </w:tc>
-        <w:tc>
-          <w:tcPr/>
-          <w:p>
-            <w:pPr>
-              <w:pStyle w:val="Compact"/>
-              <w:jc w:val="left"/>
-            </w:pPr>
-            <w:r>
-              <w:t xml:space="preserve">Follow-up time</w:t>
-            </w:r>
-          </w:p>
-        </w:tc>
-        <w:tc>
-          <w:tcPr/>
-          <w:p>
-            <w:pPr>
-              <w:pStyle w:val="Compact"/>
-              <w:jc w:val="left"/>
-            </w:pPr>
-            <w:r>
-              <w:t xml:space="preserve">eTable 8 (mean included post-period years by group)</w:t>
-            </w:r>
-          </w:p>
-        </w:tc>
-      </w:tr>
-      <w:tr>
-        <w:tc>
-          <w:tcPr/>
-          <w:p>
-            <w:pPr>
-              <w:pStyle w:val="Compact"/>
-              <w:jc w:val="left"/>
-            </w:pPr>
-            <w:r>
-              <w:t xml:space="preserve">Outcome data</w:t>
-            </w:r>
-          </w:p>
-        </w:tc>
-        <w:tc>
-          <w:tcPr/>
-          <w:p>
-            <w:pPr>
-              <w:pStyle w:val="Compact"/>
-              <w:jc w:val="center"/>
-            </w:pPr>
-            <w:r>
-              <w:t xml:space="preserve">15</w:t>
-            </w:r>
-          </w:p>
-        </w:tc>
-        <w:tc>
-          <w:tcPr/>
-          <w:p>
-            <w:pPr>
-              <w:pStyle w:val="Compact"/>
-              <w:jc w:val="left"/>
-            </w:pPr>
-            <w:r>
-              <w:t xml:space="preserve">Numbers of outcome events or summary measures over time</w:t>
-            </w:r>
-          </w:p>
-        </w:tc>
-        <w:tc>
-          <w:tcPr/>
-          <w:p>
-            <w:pPr>
-              <w:pStyle w:val="Compact"/>
-              <w:jc w:val="left"/>
-            </w:pPr>
-            <w:r>
-              <w:t xml:space="preserve">Early renewal: 29 of 306 compared ACOs (Table 1), 24 of 206 in H3 (Table 3); spending over time: eTable 11</w:t>
-            </w:r>
-          </w:p>
-        </w:tc>
-      </w:tr>
-      <w:tr>
-        <w:tc>
-          <w:tcPr/>
-          <w:p>
-            <w:pPr>
-              <w:pStyle w:val="Compact"/>
-              <w:jc w:val="left"/>
-            </w:pPr>
-            <w:r>
-              <w:t xml:space="preserve">Main results</w:t>
-            </w:r>
-          </w:p>
-        </w:tc>
-        <w:tc>
-          <w:tcPr/>
-          <w:p>
-            <w:pPr>
-              <w:pStyle w:val="Compact"/>
-              <w:jc w:val="center"/>
-            </w:pPr>
-            <w:r>
-              <w:t xml:space="preserve">16a</w:t>
-            </w:r>
-          </w:p>
-        </w:tc>
-        <w:tc>
-          <w:tcPr/>
-          <w:p>
-            <w:pPr>
-              <w:pStyle w:val="Compact"/>
-              <w:jc w:val="left"/>
-            </w:pPr>
-            <w:r>
-              <w:t xml:space="preserve">Unadjusted and adjusted estimates with precision</w:t>
-            </w:r>
-          </w:p>
-        </w:tc>
-        <w:tc>
-          <w:tcPr/>
-          <w:p>
-            <w:pPr>
-              <w:pStyle w:val="Compact"/>
-              <w:jc w:val="left"/>
-            </w:pPr>
-            <w:r>
-              <w:t xml:space="preserve">Tables 2-4; Figures 2-4; eTables 3, 6</w:t>
-            </w:r>
-          </w:p>
-        </w:tc>
-      </w:tr>
-      <w:tr>
-        <w:tc>
-          <w:tcPr/>
-          <w:p>
-            <w:pPr>
-              <w:pStyle w:val="Compact"/>
-            </w:pPr>
-          </w:p>
-        </w:tc>
-        <w:tc>
-          <w:tcPr/>
-          <w:p>
-            <w:pPr>
-              <w:pStyle w:val="Compact"/>
-              <w:jc w:val="center"/>
-            </w:pPr>
-            <w:r>
-              <w:t xml:space="preserve">16b</w:t>
-            </w:r>
-          </w:p>
-        </w:tc>
-        <w:tc>
-          <w:tcPr/>
-          <w:p>
-            <w:pPr>
-              <w:pStyle w:val="Compact"/>
-              <w:jc w:val="left"/>
-            </w:pPr>
-            <w:r>
-              <w:t xml:space="preserve">Category boundaries for continuous variables</w:t>
-            </w:r>
-          </w:p>
-        </w:tc>
-        <w:tc>
-          <w:tcPr/>
-          <w:p>
-            <w:pPr>
-              <w:pStyle w:val="Compact"/>
-              <w:jc w:val="left"/>
-            </w:pPr>
-            <w:r>
-              <w:t xml:space="preserve">Not applicable (continuous variables not categorized)</w:t>
-            </w:r>
-          </w:p>
-        </w:tc>
-      </w:tr>
-      <w:tr>
-        <w:tc>
-          <w:tcPr/>
-          <w:p>
-            <w:pPr>
-              <w:pStyle w:val="Compact"/>
-            </w:pPr>
-          </w:p>
-        </w:tc>
-        <w:tc>
-          <w:tcPr/>
-          <w:p>
-            <w:pPr>
-              <w:pStyle w:val="Compact"/>
-              <w:jc w:val="center"/>
-            </w:pPr>
-            <w:r>
-              <w:t xml:space="preserve">16c</w:t>
-            </w:r>
-          </w:p>
-        </w:tc>
-        <w:tc>
-          <w:tcPr/>
-          <w:p>
-            <w:pPr>
-              <w:pStyle w:val="Compact"/>
-              <w:jc w:val="left"/>
-            </w:pPr>
-            <w:r>
-              <w:t xml:space="preserve">Translation of relative risk into absolute risk</w:t>
-            </w:r>
-          </w:p>
-        </w:tc>
-        <w:tc>
-          <w:tcPr/>
-          <w:p>
-            <w:pPr>
-              <w:pStyle w:val="Compact"/>
-              <w:jc w:val="left"/>
-            </w:pPr>
-            <w:r>
-              <w:t xml:space="preserve">Results (odds multiplier; dollar translation); eTable 5 (observed and predicted shares by decile)</w:t>
-            </w:r>
-          </w:p>
-        </w:tc>
-      </w:tr>
-      <w:tr>
-        <w:tc>
-          <w:tcPr/>
-          <w:p>
-            <w:pPr>
-              <w:pStyle w:val="Compact"/>
-              <w:jc w:val="left"/>
-            </w:pPr>
-            <w:r>
-              <w:t xml:space="preserve">Other analyses</w:t>
-            </w:r>
-          </w:p>
-        </w:tc>
-        <w:tc>
-          <w:tcPr/>
-          <w:p>
-            <w:pPr>
-              <w:pStyle w:val="Compact"/>
-              <w:jc w:val="center"/>
-            </w:pPr>
-            <w:r>
-              <w:t xml:space="preserve">17</w:t>
-            </w:r>
-          </w:p>
-        </w:tc>
-        <w:tc>
-          <w:tcPr/>
-          <w:p>
-            <w:pPr>
-              <w:pStyle w:val="Compact"/>
-              <w:jc w:val="left"/>
-            </w:pPr>
-            <w:r>
-              <w:t xml:space="preserve">Subgroups, interactions and sensitivity analyses</w:t>
-            </w:r>
-          </w:p>
-        </w:tc>
-        <w:tc>
-          <w:tcPr/>
-          <w:p>
-            <w:pPr>
-              <w:pStyle w:val="Compact"/>
-              <w:jc w:val="left"/>
-            </w:pPr>
-            <w:r>
-              <w:t xml:space="preserve">Results, Robustness and conventional methods; eTables 3-11</w:t>
-            </w:r>
-          </w:p>
-        </w:tc>
-      </w:tr>
-      <w:tr>
-        <w:tc>
-          <w:tcPr/>
-          <w:p>
-            <w:pPr>
-              <w:pStyle w:val="Compact"/>
-              <w:jc w:val="left"/>
-            </w:pPr>
-            <w:r>
-              <w:t xml:space="preserve">Key results</w:t>
-            </w:r>
-          </w:p>
-        </w:tc>
-        <w:tc>
-          <w:tcPr/>
-          <w:p>
-            <w:pPr>
-              <w:pStyle w:val="Compact"/>
-              <w:jc w:val="center"/>
-            </w:pPr>
-            <w:r>
-              <w:t xml:space="preserve">18</w:t>
-            </w:r>
-          </w:p>
-        </w:tc>
-        <w:tc>
-          <w:tcPr/>
-          <w:p>
-            <w:pPr>
-              <w:pStyle w:val="Compact"/>
-              <w:jc w:val="left"/>
-            </w:pPr>
-            <w:r>
-              <w:t xml:space="preserve">Summarize key results with reference to objectives</w:t>
-            </w:r>
-          </w:p>
-        </w:tc>
-        <w:tc>
-          <w:tcPr/>
-          <w:p>
-            <w:pPr>
-              <w:pStyle w:val="Compact"/>
-              <w:jc w:val="left"/>
-            </w:pPr>
-            <w:r>
-              <w:t xml:space="preserve">Discussion, paragraph 1</w:t>
-            </w:r>
-          </w:p>
-        </w:tc>
-      </w:tr>
-      <w:tr>
-        <w:tc>
-          <w:tcPr/>
-          <w:p>
-            <w:pPr>
-              <w:pStyle w:val="Compact"/>
-              <w:jc w:val="left"/>
-            </w:pPr>
-            <w:r>
-              <w:t xml:space="preserve">Limitations</w:t>
-            </w:r>
-          </w:p>
-        </w:tc>
-        <w:tc>
-          <w:tcPr/>
-          <w:p>
-            <w:pPr>
-              <w:pStyle w:val="Compact"/>
-              <w:jc w:val="center"/>
-            </w:pPr>
-            <w:r>
-              <w:t xml:space="preserve">19</w:t>
-            </w:r>
-          </w:p>
-        </w:tc>
-        <w:tc>
-          <w:tcPr/>
-          <w:p>
-            <w:pPr>
-              <w:pStyle w:val="Compact"/>
-              <w:jc w:val="left"/>
-            </w:pPr>
-            <w:r>
-              <w:t xml:space="preserve">Sources of potential bias or imprecision; direction and magnitude</w:t>
-            </w:r>
-          </w:p>
-        </w:tc>
-        <w:tc>
-          <w:tcPr/>
-          <w:p>
-            <w:pPr>
-              <w:pStyle w:val="Compact"/>
-              <w:jc w:val="left"/>
-            </w:pPr>
-            <w:r>
-              <w:t xml:space="preserve">Discussion, Limitations</w:t>
-            </w:r>
-          </w:p>
-        </w:tc>
-      </w:tr>
-      <w:tr>
-        <w:tc>
-          <w:tcPr/>
-          <w:p>
-            <w:pPr>
-              <w:pStyle w:val="Compact"/>
-              <w:jc w:val="left"/>
-            </w:pPr>
-            <w:r>
-              <w:t xml:space="preserve">Interpretation</w:t>
-            </w:r>
-          </w:p>
-        </w:tc>
-        <w:tc>
-          <w:tcPr/>
-          <w:p>
-            <w:pPr>
-              <w:pStyle w:val="Compact"/>
-              <w:jc w:val="center"/>
-            </w:pPr>
-            <w:r>
-              <w:t xml:space="preserve">20</w:t>
-            </w:r>
-          </w:p>
-        </w:tc>
-        <w:tc>
-          <w:tcPr/>
-          <w:p>
-            <w:pPr>
-              <w:pStyle w:val="Compact"/>
-              <w:jc w:val="left"/>
-            </w:pPr>
-            <w:r>
-              <w:t xml:space="preserve">Cautious overall interpretation</w:t>
-            </w:r>
-          </w:p>
-        </w:tc>
-        <w:tc>
-          <w:tcPr/>
-          <w:p>
-            <w:pPr>
-              <w:pStyle w:val="Compact"/>
-              <w:jc w:val="left"/>
-            </w:pPr>
-            <w:r>
-              <w:t xml:space="preserve">Discussion; Conclusions</w:t>
-            </w:r>
-          </w:p>
-        </w:tc>
-      </w:tr>
-      <w:tr>
-        <w:tc>
-          <w:tcPr/>
-          <w:p>
-            <w:pPr>
-              <w:pStyle w:val="Compact"/>
-              <w:jc w:val="left"/>
-            </w:pPr>
-            <w:r>
-              <w:t xml:space="preserve">Generalisability</w:t>
-            </w:r>
-          </w:p>
-        </w:tc>
-        <w:tc>
-          <w:tcPr/>
-          <w:p>
-            <w:pPr>
-              <w:pStyle w:val="Compact"/>
-              <w:jc w:val="center"/>
-            </w:pPr>
-            <w:r>
-              <w:t xml:space="preserve">21</w:t>
-            </w:r>
-          </w:p>
-        </w:tc>
-        <w:tc>
-          <w:tcPr/>
-          <w:p>
-            <w:pPr>
-              <w:pStyle w:val="Compact"/>
-              <w:jc w:val="left"/>
-            </w:pPr>
-            <w:r>
-              <w:t xml:space="preserve">External validity</w:t>
-            </w:r>
-          </w:p>
-        </w:tc>
-        <w:tc>
-          <w:tcPr/>
-          <w:p>
-            <w:pPr>
-              <w:pStyle w:val="Compact"/>
-              <w:jc w:val="left"/>
-            </w:pPr>
-            <w:r>
-              <w:t xml:space="preserve">Discussion, Implications (2024 rules); Limitations</w:t>
-            </w:r>
-          </w:p>
-        </w:tc>
-      </w:tr>
-      <w:tr>
-        <w:tc>
-          <w:tcPr/>
-          <w:p>
-            <w:pPr>
-              <w:pStyle w:val="Compact"/>
-              <w:jc w:val="left"/>
-            </w:pPr>
-            <w:r>
-              <w:t xml:space="preserve">Funding</w:t>
-            </w:r>
-          </w:p>
-        </w:tc>
-        <w:tc>
-          <w:tcPr/>
-          <w:p>
-            <w:pPr>
-              <w:pStyle w:val="Compact"/>
-              <w:jc w:val="center"/>
-            </w:pPr>
-            <w:r>
-              <w:t xml:space="preserve">22</w:t>
-            </w:r>
-          </w:p>
-        </w:tc>
-        <w:tc>
-          <w:tcPr/>
-          <w:p>
-            <w:pPr>
-              <w:pStyle w:val="Compact"/>
-              <w:jc w:val="left"/>
-            </w:pPr>
-            <w:r>
-              <w:t xml:space="preserve">Funding and role of funders</w:t>
-            </w:r>
-          </w:p>
-        </w:tc>
-        <w:tc>
-          <w:tcPr/>
-          <w:p>
-            <w:pPr>
-              <w:pStyle w:val="Compact"/>
-              <w:jc w:val="left"/>
-            </w:pPr>
-            <w:r>
-              <w:t xml:space="preserve">Declarations</w:t>
-            </w:r>
-          </w:p>
-        </w:tc>
-      </w:tr>
-    </w:tbl>
-    <w:bookmarkEnd w:id="11"/>
-    <w:bookmarkStart w:id="21" w:name="references"/>
-    <w:p>
-      <w:pPr>
-        <w:pStyle w:val="Heading1"/>
-      </w:pPr>
-      <w:r>
-        <w:t xml:space="preserve">References</w:t>
-      </w:r>
-    </w:p>
-    <w:bookmarkStart w:id="20" w:name="refs"/>
-    <w:bookmarkStart w:id="13" w:name="ref-registration"/>
+    <w:bookmarkStart w:id="17" w:name="refs"/>
+    <w:bookmarkStart w:id="12" w:name="ref-registration"/>
     <w:p>
       <w:pPr>
         <w:pStyle w:val="Bibliography"/>
@@ -10209,7 +8475,7 @@
       <w:r>
         <w:t xml:space="preserve">. Published online 2026. doi:</w:t>
       </w:r>
-      <w:hyperlink r:id="rId12">
+      <w:hyperlink r:id="rId11">
         <w:r>
           <w:rPr>
             <w:rStyle w:val="Hyperlink"/>
@@ -10218,8 +8484,8 @@
         </w:r>
       </w:hyperlink>
     </w:p>
-    <w:bookmarkEnd w:id="13"/>
-    <w:bookmarkStart w:id="15" w:name="ref-osfproject"/>
+    <w:bookmarkEnd w:id="12"/>
+    <w:bookmarkStart w:id="14" w:name="ref-osfproject"/>
     <w:p>
       <w:pPr>
         <w:pStyle w:val="Bibliography"/>
@@ -10278,7 +8544,7 @@
       <w:r>
         <w:t xml:space="preserve">data snapshot. Published online 2026. doi:</w:t>
       </w:r>
-      <w:hyperlink r:id="rId14">
+      <w:hyperlink r:id="rId13">
         <w:r>
           <w:rPr>
             <w:rStyle w:val="Hyperlink"/>
@@ -10287,8 +8553,8 @@
         </w:r>
       </w:hyperlink>
     </w:p>
-    <w:bookmarkEnd w:id="15"/>
-    <w:bookmarkStart w:id="17" w:name="ref-frpathways"/>
+    <w:bookmarkEnd w:id="14"/>
+    <w:bookmarkStart w:id="16" w:name="ref-frpathways"/>
     <w:p>
       <w:pPr>
         <w:pStyle w:val="Bibliography"/>
@@ -10371,7 +8637,7 @@
       <w:r>
         <w:t xml:space="preserve"> </w:t>
       </w:r>
-      <w:hyperlink r:id="rId16">
+      <w:hyperlink r:id="rId15">
         <w:r>
           <w:rPr>
             <w:rStyle w:val="Hyperlink"/>
@@ -10380,49 +8646,9 @@
         </w:r>
       </w:hyperlink>
     </w:p>
+    <w:bookmarkEnd w:id="16"/>
     <w:bookmarkEnd w:id="17"/>
-    <w:bookmarkStart w:id="19" w:name="ref-vonelm2007"/>
-    <w:p>
-      <w:pPr>
-        <w:pStyle w:val="Bibliography"/>
-      </w:pPr>
-      <w:r>
-        <w:t xml:space="preserve">4.</w:t>
-      </w:r>
-      <w:r>
-        <w:t xml:space="preserve"> </w:t>
-      </w:r>
-      <w:r>
-        <w:t xml:space="preserve">	</w:t>
-      </w:r>
-      <w:r>
-        <w:t xml:space="preserve">von Elm E, Altman DG, Egger M, et al. The Strengthening the Reporting of Observational Studies in Epidemiology (STROBE) Statement: Guidelines for Reporting Observational Studies.</w:t>
-      </w:r>
-      <w:r>
-        <w:t xml:space="preserve"> </w:t>
-      </w:r>
-      <w:r>
-        <w:rPr>
-          <w:i/>
-          <w:iCs/>
-        </w:rPr>
-        <w:t xml:space="preserve">PLoS Medicine</w:t>
-      </w:r>
-      <w:r>
-        <w:t xml:space="preserve">. 2007;4(10):e296. doi:</w:t>
-      </w:r>
-      <w:hyperlink r:id="rId18">
-        <w:r>
-          <w:rPr>
-            <w:rStyle w:val="Hyperlink"/>
-          </w:rPr>
-          <w:t xml:space="preserve">10.1371/journal.pmed.0040296</w:t>
-        </w:r>
-      </w:hyperlink>
-    </w:p>
-    <w:bookmarkEnd w:id="19"/>
-    <w:bookmarkEnd w:id="20"/>
-    <w:bookmarkEnd w:id="21"/>
+    <w:bookmarkEnd w:id="18"/>
     <w:sectPr>
       <w:footnotePr>
         <w:numRestart w:val="eachSect"/>

--- a/supplement.docx
+++ b/supplement.docx
@@ -179,7 +179,7 @@
         </w:numPr>
       </w:pPr>
       <w:r>
-        <w:t xml:space="preserve">eTable 12. Post hoc checks against CMS’s published 2022 benchmarks (not registered)</w:t>
+        <w:t xml:space="preserve">eTable 12. Post hoc checks against CMS’s published 2022 benchmarks and of the regional pull against past savings (not registered)</w:t>
       </w:r>
     </w:p>
     <w:p>
@@ -7604,7 +7604,7 @@
         <w:pStyle w:val="TableCaption"/>
       </w:pPr>
       <w:r>
-        <w:t xml:space="preserve">eTable 12. Post hoc checks of the expected gain against CMS’s published 2022 benchmarks</w:t>
+        <w:t xml:space="preserve">eTable 12. Post hoc checks of the expected gain against CMS’s published 2022 benchmarks, and of the regional pull against past savings</w:t>
       </w:r>
     </w:p>
     <w:tbl>
@@ -7613,7 +7613,7 @@
         <w:tblW w:type="pct" w:w="5000"/>
         <w:tblLayout w:type="fixed"/>
         <w:tblLook w:firstRow="1" w:lastRow="0" w:firstColumn="0" w:lastColumn="0" w:noHBand="0" w:noVBand="0" w:val="0020"/>
-        <w:tblCaption w:val="eTable 12. Post hoc checks of the expected gain against CMS’s published 2022 benchmarks"/>
+        <w:tblCaption w:val="eTable 12. Post hoc checks of the expected gain against CMS’s published 2022 benchmarks, and of the regional pull against past savings"/>
       </w:tblPr>
       <w:tblGrid>
         <w:gridCol w:w="2640"/>
@@ -7907,7 +7907,7 @@
         <w:t xml:space="preserve"> </w:t>
       </w:r>
       <w:r>
-        <w:t xml:space="preserve">= .97).</w:t>
+        <w:t xml:space="preserve">= .97). Regional pull and past savings (267 early renewers and stayers with the variable): Spearman ρ 0.45 with the PY2020 savings rate, 0.23 with the PY2021 savings rate and −0.25 with the own-spending component (stayers alone: 0.42, 0.23 and −0.25).</w:t>
       </w:r>
     </w:p>
     <w:bookmarkStart w:id="10" w:name="Xbb380d809b2723f99c0f38291f5ada62d815562"/>

--- a/supplement.docx
+++ b/supplement.docx
@@ -4000,10 +4000,7 @@
               <w:t xml:space="preserve">P</w:t>
             </w:r>
             <w:r>
-              <w:t xml:space="preserve"> </w:t>
-            </w:r>
-            <w:r>
-              <w:t xml:space="preserve">= .004</w:t>
+              <w:t xml:space="preserve">=.004</w:t>
             </w:r>
           </w:p>
         </w:tc>
@@ -7904,10 +7901,7 @@
         <w:t xml:space="preserve">P</w:t>
       </w:r>
       <w:r>
-        <w:t xml:space="preserve"> </w:t>
-      </w:r>
-      <w:r>
-        <w:t xml:space="preserve">= .97). Regional pull and past savings (267 early renewers and stayers with the variable): Spearman ρ 0.45 with the PY2020 savings rate, 0.23 with the PY2021 savings rate and −0.25 with the own-spending component (stayers alone: 0.42, 0.23 and −0.25).</w:t>
+        <w:t xml:space="preserve">=.97). Regional pull and past savings (267 early renewers and stayers with the variable): Spearman ρ 0.45 with the PY2020 savings rate, 0.23 with the PY2021 savings rate and −0.25 with the own-spending component (stayers alone: 0.42, 0.23 and −0.25).</w:t>
       </w:r>
     </w:p>
     <w:bookmarkStart w:id="10" w:name="Xbb380d809b2723f99c0f38291f5ada62d815562"/>
@@ -8632,7 +8626,7 @@
         <w:t xml:space="preserve"> </w:t>
       </w:r>
       <w:r>
-        <w:t xml:space="preserve">rule. Published online 2018.</w:t>
+        <w:t xml:space="preserve">rule. Published online 2018. Accessed October 28, 2026.</w:t>
       </w:r>
       <w:r>
         <w:t xml:space="preserve"> </w:t>

--- a/supplement.docx
+++ b/supplement.docx
@@ -263,12 +263,12 @@
         <w:tblCaption w:val="eTable 1. Validation of the rebuilt benchmark against benchmarks CMS published for regular renewers"/>
       </w:tblPr>
       <w:tblGrid>
-        <w:gridCol w:w="3063"/>
-        <w:gridCol w:w="971"/>
-        <w:gridCol w:w="971"/>
-        <w:gridCol w:w="1270"/>
-        <w:gridCol w:w="672"/>
-        <w:gridCol w:w="971"/>
+        <w:gridCol w:w="2915"/>
+        <w:gridCol w:w="987"/>
+        <w:gridCol w:w="1338"/>
+        <w:gridCol w:w="1610"/>
+        <w:gridCol w:w="910"/>
+        <w:gridCol w:w="1600"/>
       </w:tblGrid>
       <w:tr>
         <w:trPr>
@@ -692,10 +692,10 @@
         <w:tblCaption w:val="eTable 2. Power analysis"/>
       </w:tblPr>
       <w:tblGrid>
-        <w:gridCol w:w="1890"/>
-        <w:gridCol w:w="2610"/>
-        <w:gridCol w:w="1530"/>
-        <w:gridCol w:w="1890"/>
+        <w:gridCol w:w="2336"/>
+        <w:gridCol w:w="2967"/>
+        <w:gridCol w:w="2076"/>
+        <w:gridCol w:w="1981"/>
       </w:tblGrid>
       <w:tr>
         <w:trPr>
@@ -1120,15 +1120,16 @@
     <w:tbl>
       <w:tblPr>
         <w:tblStyle w:val="Table"/>
-        <w:tblW w:type="auto" w:w="0"/>
+        <w:tblW w:type="pct" w:w="5000"/>
+        <w:tblLayout w:type="fixed"/>
         <w:tblLook w:firstRow="1" w:lastRow="0" w:firstColumn="0" w:lastColumn="0" w:noHBand="0" w:noVBand="0" w:val="0020"/>
         <w:tblCaption w:val="eTable 3. Robustness of the group comparisons"/>
       </w:tblPr>
       <w:tblGrid>
-        <w:gridCol w:w="1980"/>
-        <w:gridCol w:w="1980"/>
-        <w:gridCol w:w="1980"/>
-        <w:gridCol w:w="1980"/>
+        <w:gridCol w:w="5203"/>
+        <w:gridCol w:w="1560"/>
+        <w:gridCol w:w="1687"/>
+        <w:gridCol w:w="910"/>
       </w:tblGrid>
       <w:tr>
         <w:trPr>
@@ -2529,15 +2530,16 @@
     <w:tbl>
       <w:tblPr>
         <w:tblStyle w:val="Table"/>
-        <w:tblW w:type="auto" w:w="0"/>
+        <w:tblW w:type="pct" w:w="5000"/>
+        <w:tblLayout w:type="fixed"/>
         <w:tblLook w:firstRow="1" w:lastRow="0" w:firstColumn="0" w:lastColumn="0" w:noHBand="0" w:noVBand="0" w:val="0020"/>
         <w:tblCaption w:val="eTable 4. Robustness of the decision model (H3)"/>
       </w:tblPr>
       <w:tblGrid>
-        <w:gridCol w:w="1980"/>
-        <w:gridCol w:w="1980"/>
-        <w:gridCol w:w="1980"/>
-        <w:gridCol w:w="1980"/>
+        <w:gridCol w:w="5013"/>
+        <w:gridCol w:w="1690"/>
+        <w:gridCol w:w="1877"/>
+        <w:gridCol w:w="780"/>
       </w:tblGrid>
       <w:tr>
         <w:trPr>
@@ -3726,8 +3728,8 @@
         <w:tblCaption w:val="eTable 5. Convergence and predictive checks of the decision model (H3)"/>
       </w:tblPr>
       <w:tblGrid>
-        <w:gridCol w:w="3960"/>
-        <w:gridCol w:w="3960"/>
+        <w:gridCol w:w="6807"/>
+        <w:gridCol w:w="2553"/>
       </w:tblGrid>
       <w:tr>
         <w:trPr>
@@ -4018,16 +4020,17 @@
     <w:tbl>
       <w:tblPr>
         <w:tblStyle w:val="Table"/>
-        <w:tblW w:type="auto" w:w="0"/>
+        <w:tblW w:type="pct" w:w="5000"/>
+        <w:tblLayout w:type="fixed"/>
         <w:tblLook w:firstRow="1" w:lastRow="0" w:firstColumn="0" w:lastColumn="0" w:noHBand="0" w:noVBand="0" w:val="0020"/>
         <w:tblCaption w:val="eTable 6. Conventional (frequentist) counterparts"/>
       </w:tblPr>
       <w:tblGrid>
-        <w:gridCol w:w="1584"/>
-        <w:gridCol w:w="1584"/>
-        <w:gridCol w:w="1584"/>
-        <w:gridCol w:w="1584"/>
-        <w:gridCol w:w="1584"/>
+        <w:gridCol w:w="3087"/>
+        <w:gridCol w:w="2736"/>
+        <w:gridCol w:w="1300"/>
+        <w:gridCol w:w="1456"/>
+        <w:gridCol w:w="781"/>
       </w:tblGrid>
       <w:tr>
         <w:trPr>
@@ -4888,15 +4891,16 @@
     <w:tbl>
       <w:tblPr>
         <w:tblStyle w:val="Table"/>
-        <w:tblW w:type="auto" w:w="0"/>
+        <w:tblW w:type="pct" w:w="5000"/>
+        <w:tblLayout w:type="fixed"/>
         <w:tblLook w:firstRow="1" w:lastRow="0" w:firstColumn="0" w:lastColumn="0" w:noHBand="0" w:noVBand="0" w:val="0020"/>
         <w:tblCaption w:val="eTable 7. Agreement of registered and conventional verdicts"/>
       </w:tblPr>
       <w:tblGrid>
-        <w:gridCol w:w="1980"/>
-        <w:gridCol w:w="1980"/>
-        <w:gridCol w:w="1980"/>
-        <w:gridCol w:w="1980"/>
+        <w:gridCol w:w="3375"/>
+        <w:gridCol w:w="2418"/>
+        <w:gridCol w:w="2657"/>
+        <w:gridCol w:w="910"/>
       </w:tblGrid>
       <w:tr>
         <w:trPr>
@@ -5292,15 +5296,16 @@
     <w:tbl>
       <w:tblPr>
         <w:tblStyle w:val="Table"/>
-        <w:tblW w:type="auto" w:w="0"/>
+        <w:tblW w:type="pct" w:w="5000"/>
+        <w:tblLayout w:type="fixed"/>
         <w:tblLook w:firstRow="1" w:lastRow="0" w:firstColumn="0" w:lastColumn="0" w:noHBand="0" w:noVBand="0" w:val="0020"/>
         <w:tblCaption w:val="eTable 8. Attrition from the H4 spending panel, by group and year"/>
       </w:tblPr>
       <w:tblGrid>
-        <w:gridCol w:w="1980"/>
-        <w:gridCol w:w="1980"/>
-        <w:gridCol w:w="1980"/>
-        <w:gridCol w:w="1980"/>
+        <w:gridCol w:w="6240"/>
+        <w:gridCol w:w="1040"/>
+        <w:gridCol w:w="1040"/>
+        <w:gridCol w:w="1040"/>
       </w:tblGrid>
       <w:tr>
         <w:trPr>
@@ -5743,14 +5748,15 @@
     <w:tbl>
       <w:tblPr>
         <w:tblStyle w:val="Table"/>
-        <w:tblW w:type="auto" w:w="0"/>
+        <w:tblW w:type="pct" w:w="5000"/>
+        <w:tblLayout w:type="fixed"/>
         <w:tblLook w:firstRow="1" w:lastRow="0" w:firstColumn="0" w:lastColumn="0" w:noHBand="0" w:noVBand="0" w:val="0020"/>
         <w:tblCaption w:val="eTable 9. Exploratory analyses"/>
       </w:tblPr>
       <w:tblGrid>
-        <w:gridCol w:w="2640"/>
-        <w:gridCol w:w="2640"/>
-        <w:gridCol w:w="2640"/>
+        <w:gridCol w:w="6249"/>
+        <w:gridCol w:w="1300"/>
+        <w:gridCol w:w="1811"/>
       </w:tblGrid>
       <w:tr>
         <w:trPr>
@@ -6313,14 +6319,15 @@
     <w:tbl>
       <w:tblPr>
         <w:tblStyle w:val="Table"/>
-        <w:tblW w:type="auto" w:w="0"/>
+        <w:tblW w:type="pct" w:w="5000"/>
+        <w:tblLayout w:type="fixed"/>
         <w:tblLook w:firstRow="1" w:lastRow="0" w:firstColumn="0" w:lastColumn="0" w:noHBand="0" w:noVBand="0" w:val="0020"/>
         <w:tblCaption w:val="eTable 10. The 2 early renewers already in ENHANCED"/>
       </w:tblPr>
       <w:tblGrid>
-        <w:gridCol w:w="2640"/>
-        <w:gridCol w:w="2640"/>
-        <w:gridCol w:w="2640"/>
+        <w:gridCol w:w="3467"/>
+        <w:gridCol w:w="2947"/>
+        <w:gridCol w:w="2946"/>
       </w:tblGrid>
       <w:tr>
         <w:trPr>
@@ -6541,12 +6548,12 @@
         <w:tblCaption w:val="eTable 11. Per-capita spending by agreement year"/>
       </w:tblPr>
       <w:tblGrid>
-        <w:gridCol w:w="1320"/>
-        <w:gridCol w:w="1320"/>
-        <w:gridCol w:w="1320"/>
-        <w:gridCol w:w="1320"/>
-        <w:gridCol w:w="1320"/>
-        <w:gridCol w:w="1320"/>
+        <w:gridCol w:w="1629"/>
+        <w:gridCol w:w="1596"/>
+        <w:gridCol w:w="1930"/>
+        <w:gridCol w:w="1499"/>
+        <w:gridCol w:w="1043"/>
+        <w:gridCol w:w="1663"/>
       </w:tblGrid>
       <w:tr>
         <w:trPr>
@@ -7613,13 +7620,13 @@
         <w:tblCaption w:val="eTable 12. Post hoc checks of the expected gain against CMS’s published 2022 benchmarks, and of the regional pull against past savings"/>
       </w:tblPr>
       <w:tblGrid>
-        <w:gridCol w:w="2640"/>
-        <w:gridCol w:w="837"/>
-        <w:gridCol w:w="837"/>
-        <w:gridCol w:w="837"/>
-        <w:gridCol w:w="837"/>
-        <w:gridCol w:w="837"/>
-        <w:gridCol w:w="1094"/>
+        <w:gridCol w:w="2151"/>
+        <w:gridCol w:w="988"/>
+        <w:gridCol w:w="1339"/>
+        <w:gridCol w:w="1553"/>
+        <w:gridCol w:w="1007"/>
+        <w:gridCol w:w="877"/>
+        <w:gridCol w:w="1445"/>
       </w:tblGrid>
       <w:tr>
         <w:trPr>
@@ -7930,8 +7937,8 @@
         <w:tblCaption w:val="eTable 13. Registration record"/>
       </w:tblPr>
       <w:tblGrid>
-        <w:gridCol w:w="1425"/>
-        <w:gridCol w:w="6494"/>
+        <w:gridCol w:w="1440"/>
+        <w:gridCol w:w="7920"/>
       </w:tblGrid>
       <w:tr>
         <w:trPr>
@@ -8647,6 +8654,8 @@
       <w:footnotePr>
         <w:numRestart w:val="eachSect"/>
       </w:footnotePr>
+      <w:pgSz w:h="15840" w:w="12240"/>
+      <w:pgMar w:bottom="1440" w:footer="720" w:gutter="0" w:header="720" w:left="1440" w:right="1440" w:top="1440"/>
     </w:sectPr>
   </w:body>
 </w:document>
@@ -8915,8 +8924,12 @@
     <w:basedOn w:val="BodyText"/>
     <w:qFormat/>
     <w:pPr>
-      <w:spacing w:after="36" w:before="36"/>
+      <w:spacing w:after="20" w:before="20" w:line="240" w:lineRule="auto"/>
     </w:pPr>
+    <w:rPr>
+      <w:sz w:val="20"/>
+      <w:szCs w:val="20"/>
+    </w:rPr>
   </w:style>
   <w:style w:styleId="Title" w:type="paragraph">
     <w:name w:val="Title"/>

--- a/supplement.docx
+++ b/supplement.docx
@@ -131,7 +131,7 @@
         </w:numPr>
       </w:pPr>
       <w:r>
-        <w:t xml:space="preserve">eTable 8. Attrition from the H4 spending panel</w:t>
+        <w:t xml:space="preserve">eTable 8. Spending growth after early renewal (H4), with the pre-trend and robustness estimates</w:t>
       </w:r>
     </w:p>
     <w:p>
@@ -143,7 +143,7 @@
         </w:numPr>
       </w:pPr>
       <w:r>
-        <w:t xml:space="preserve">eTable 9. Exploratory analyses</w:t>
+        <w:t xml:space="preserve">eTable 9. Attrition from the H4 spending panel</w:t>
       </w:r>
     </w:p>
     <w:p>
@@ -155,7 +155,7 @@
         </w:numPr>
       </w:pPr>
       <w:r>
-        <w:t xml:space="preserve">eTable 10. The 2 early renewers already in ENHANCED</w:t>
+        <w:t xml:space="preserve">eTable 10. Exploratory analyses</w:t>
       </w:r>
     </w:p>
     <w:p>
@@ -167,7 +167,7 @@
         </w:numPr>
       </w:pPr>
       <w:r>
-        <w:t xml:space="preserve">eTable 11. Per-capita spending by agreement year</w:t>
+        <w:t xml:space="preserve">eTable 11. The 2 early renewers already in ENHANCED</w:t>
       </w:r>
     </w:p>
     <w:p>
@@ -179,7 +179,7 @@
         </w:numPr>
       </w:pPr>
       <w:r>
-        <w:t xml:space="preserve">eTable 12. Post hoc checks against CMS’s published 2022 benchmarks and of the regional pull against past savings (not registered)</w:t>
+        <w:t xml:space="preserve">eTable 12. Per-capita spending by agreement year</w:t>
       </w:r>
     </w:p>
     <w:p>
@@ -191,7 +191,19 @@
         </w:numPr>
       </w:pPr>
       <w:r>
-        <w:t xml:space="preserve">eMethods. Registration record (eTable 13) and deviations</w:t>
+        <w:t xml:space="preserve">eTable 13. Post hoc checks against CMS’s published 2022 benchmarks and of the regional pull against past savings (not registered)</w:t>
+      </w:r>
+    </w:p>
+    <w:p>
+      <w:pPr>
+        <w:pStyle w:val="Compact"/>
+        <w:numPr>
+          <w:ilvl w:val="0"/>
+          <w:numId w:val="1001"/>
+        </w:numPr>
+      </w:pPr>
+      <w:r>
+        <w:t xml:space="preserve">eMethods. Registration record (eTable 14) and deviations</w:t>
       </w:r>
     </w:p>
     <w:p>
@@ -5290,7 +5302,7 @@
         <w:pStyle w:val="TableCaption"/>
       </w:pPr>
       <w:r>
-        <w:t xml:space="preserve">eTable 8. Attrition from the H4 spending panel, by group and year</w:t>
+        <w:t xml:space="preserve">eTable 8. Spending growth after early renewal (H4), with the pre-trend and robustness estimates</w:t>
       </w:r>
     </w:p>
     <w:tbl>
@@ -5299,7 +5311,624 @@
         <w:tblW w:type="pct" w:w="5000"/>
         <w:tblLayout w:type="fixed"/>
         <w:tblLook w:firstRow="1" w:lastRow="0" w:firstColumn="0" w:lastColumn="0" w:noHBand="0" w:noVBand="0" w:val="0020"/>
-        <w:tblCaption w:val="eTable 8. Attrition from the H4 spending panel, by group and year"/>
+        <w:tblCaption w:val="eTable 8. Spending growth after early renewal (H4), with the pre-trend and robustness estimates"/>
+      </w:tblPr>
+      <w:tblGrid>
+        <w:gridCol w:w="3942"/>
+        <w:gridCol w:w="1963"/>
+        <w:gridCol w:w="1735"/>
+        <w:gridCol w:w="1069"/>
+        <w:gridCol w:w="651"/>
+      </w:tblGrid>
+      <w:tr>
+        <w:trPr>
+          <w:tblHeader w:val="on"/>
+        </w:trPr>
+        <w:tc>
+          <w:tcPr/>
+          <w:p>
+            <w:pPr>
+              <w:pStyle w:val="Compact"/>
+              <w:jc w:val="left"/>
+            </w:pPr>
+            <w:r>
+              <w:t xml:space="preserve">Estimate</w:t>
+            </w:r>
+          </w:p>
+        </w:tc>
+        <w:tc>
+          <w:tcPr/>
+          <w:p>
+            <w:pPr>
+              <w:pStyle w:val="Compact"/>
+              <w:jc w:val="right"/>
+            </w:pPr>
+            <w:r>
+              <w:t xml:space="preserve">Early / comparison, No.</w:t>
+            </w:r>
+          </w:p>
+        </w:tc>
+        <w:tc>
+          <w:tcPr/>
+          <w:p>
+            <w:pPr>
+              <w:pStyle w:val="Compact"/>
+              <w:jc w:val="right"/>
+            </w:pPr>
+            <w:r>
+              <w:t xml:space="preserve">Difference, %</w:t>
+            </w:r>
+          </w:p>
+        </w:tc>
+        <w:tc>
+          <w:tcPr/>
+          <w:p>
+            <w:pPr>
+              <w:pStyle w:val="Compact"/>
+              <w:jc w:val="right"/>
+            </w:pPr>
+            <w:r>
+              <w:t xml:space="preserve">95% CrI</w:t>
+            </w:r>
+          </w:p>
+        </w:tc>
+        <w:tc>
+          <w:tcPr/>
+          <w:p>
+            <w:pPr>
+              <w:pStyle w:val="Compact"/>
+              <w:jc w:val="right"/>
+            </w:pPr>
+            <w:r>
+              <w:rPr>
+                <w:i/>
+                <w:iCs/>
+              </w:rPr>
+              <w:t xml:space="preserve">P</w:t>
+            </w:r>
+          </w:p>
+        </w:tc>
+      </w:tr>
+      <w:tr>
+        <w:tc>
+          <w:tcPr/>
+          <w:p>
+            <w:pPr>
+              <w:pStyle w:val="Compact"/>
+              <w:jc w:val="left"/>
+            </w:pPr>
+            <w:r>
+              <w:rPr>
+                <w:b/>
+                <w:bCs/>
+              </w:rPr>
+              <w:t xml:space="preserve">H4, difference-in-differences</w:t>
+            </w:r>
+          </w:p>
+        </w:tc>
+        <w:tc>
+          <w:tcPr/>
+          <w:p>
+            <w:pPr>
+              <w:pStyle w:val="Compact"/>
+              <w:jc w:val="right"/>
+            </w:pPr>
+            <w:r>
+              <w:rPr>
+                <w:b/>
+                <w:bCs/>
+              </w:rPr>
+              <w:t xml:space="preserve">29 / 276</w:t>
+            </w:r>
+          </w:p>
+        </w:tc>
+        <w:tc>
+          <w:tcPr/>
+          <w:p>
+            <w:pPr>
+              <w:pStyle w:val="Compact"/>
+              <w:jc w:val="right"/>
+            </w:pPr>
+            <w:r>
+              <w:rPr>
+                <w:b/>
+                <w:bCs/>
+              </w:rPr>
+              <w:t xml:space="preserve">−0.4</w:t>
+            </w:r>
+          </w:p>
+        </w:tc>
+        <w:tc>
+          <w:tcPr/>
+          <w:p>
+            <w:pPr>
+              <w:pStyle w:val="Compact"/>
+              <w:jc w:val="right"/>
+            </w:pPr>
+            <w:r>
+              <w:rPr>
+                <w:b/>
+                <w:bCs/>
+              </w:rPr>
+              <w:t xml:space="preserve">−4.0 to 2.5</w:t>
+            </w:r>
+          </w:p>
+        </w:tc>
+        <w:tc>
+          <w:tcPr/>
+          <w:p>
+            <w:pPr>
+              <w:pStyle w:val="Compact"/>
+              <w:jc w:val="right"/>
+            </w:pPr>
+            <w:r>
+              <w:rPr>
+                <w:b/>
+                <w:bCs/>
+              </w:rPr>
+              <w:t xml:space="preserve">.78</w:t>
+            </w:r>
+          </w:p>
+        </w:tc>
+      </w:tr>
+      <w:tr>
+        <w:tc>
+          <w:tcPr/>
+          <w:p>
+            <w:pPr>
+              <w:pStyle w:val="Compact"/>
+              <w:jc w:val="left"/>
+            </w:pPr>
+            <w:r>
+              <w:t xml:space="preserve">Pre-trend, PY2020 to PY2021</w:t>
+            </w:r>
+          </w:p>
+        </w:tc>
+        <w:tc>
+          <w:tcPr/>
+          <w:p>
+            <w:pPr>
+              <w:pStyle w:val="Compact"/>
+              <w:jc w:val="right"/>
+            </w:pPr>
+            <w:r>
+              <w:t xml:space="preserve">29 / 276</w:t>
+            </w:r>
+          </w:p>
+        </w:tc>
+        <w:tc>
+          <w:tcPr/>
+          <w:p>
+            <w:pPr>
+              <w:pStyle w:val="Compact"/>
+              <w:jc w:val="right"/>
+            </w:pPr>
+            <w:r>
+              <w:t xml:space="preserve">+0.7</w:t>
+            </w:r>
+          </w:p>
+        </w:tc>
+        <w:tc>
+          <w:tcPr/>
+          <w:p>
+            <w:pPr>
+              <w:pStyle w:val="Compact"/>
+              <w:jc w:val="right"/>
+            </w:pPr>
+            <w:r>
+              <w:t xml:space="preserve">−2.3 to 4.9</w:t>
+            </w:r>
+          </w:p>
+        </w:tc>
+        <w:tc>
+          <w:tcPr/>
+          <w:p>
+            <w:pPr>
+              <w:pStyle w:val="Compact"/>
+              <w:jc w:val="right"/>
+            </w:pPr>
+            <w:r>
+              <w:t xml:space="preserve">.58</w:t>
+            </w:r>
+          </w:p>
+        </w:tc>
+      </w:tr>
+      <w:tr>
+        <w:tc>
+          <w:tcPr/>
+          <w:p>
+            <w:pPr>
+              <w:pStyle w:val="Compact"/>
+              <w:jc w:val="left"/>
+            </w:pPr>
+            <w:r>
+              <w:t xml:space="preserve">Trend-adjusted</w:t>
+            </w:r>
+          </w:p>
+        </w:tc>
+        <w:tc>
+          <w:tcPr/>
+          <w:p>
+            <w:pPr>
+              <w:pStyle w:val="Compact"/>
+              <w:jc w:val="right"/>
+            </w:pPr>
+            <w:r>
+              <w:t xml:space="preserve">29 / 276</w:t>
+            </w:r>
+          </w:p>
+        </w:tc>
+        <w:tc>
+          <w:tcPr/>
+          <w:p>
+            <w:pPr>
+              <w:pStyle w:val="Compact"/>
+              <w:jc w:val="right"/>
+            </w:pPr>
+            <w:r>
+              <w:t xml:space="preserve">−4.0</w:t>
+            </w:r>
+          </w:p>
+        </w:tc>
+        <w:tc>
+          <w:tcPr/>
+          <w:p>
+            <w:pPr>
+              <w:pStyle w:val="Compact"/>
+              <w:jc w:val="right"/>
+            </w:pPr>
+            <w:r>
+              <w:t xml:space="preserve">−12.0 to 2.7</w:t>
+            </w:r>
+          </w:p>
+        </w:tc>
+        <w:tc>
+          <w:tcPr/>
+          <w:p>
+            <w:pPr>
+              <w:pStyle w:val="Compact"/>
+              <w:jc w:val="right"/>
+            </w:pPr>
+            <w:r>
+              <w:t xml:space="preserve">.14</w:t>
+            </w:r>
+          </w:p>
+        </w:tc>
+      </w:tr>
+      <w:tr>
+        <w:tc>
+          <w:tcPr/>
+          <w:p>
+            <w:pPr>
+              <w:pStyle w:val="Compact"/>
+              <w:jc w:val="left"/>
+            </w:pPr>
+            <w:r>
+              <w:t xml:space="preserve">Risk-adjusted outcome</w:t>
+            </w:r>
+          </w:p>
+        </w:tc>
+        <w:tc>
+          <w:tcPr/>
+          <w:p>
+            <w:pPr>
+              <w:pStyle w:val="Compact"/>
+              <w:jc w:val="right"/>
+            </w:pPr>
+            <w:r>
+              <w:t xml:space="preserve">29 / 276</w:t>
+            </w:r>
+          </w:p>
+        </w:tc>
+        <w:tc>
+          <w:tcPr/>
+          <w:p>
+            <w:pPr>
+              <w:pStyle w:val="Compact"/>
+              <w:jc w:val="right"/>
+            </w:pPr>
+            <w:r>
+              <w:t xml:space="preserve">+0.3</w:t>
+            </w:r>
+          </w:p>
+        </w:tc>
+        <w:tc>
+          <w:tcPr/>
+          <w:p>
+            <w:pPr>
+              <w:pStyle w:val="Compact"/>
+              <w:jc w:val="right"/>
+            </w:pPr>
+            <w:r>
+              <w:t xml:space="preserve">−2.0 to 2.5</w:t>
+            </w:r>
+          </w:p>
+        </w:tc>
+        <w:tc>
+          <w:tcPr/>
+          <w:p>
+            <w:pPr>
+              <w:pStyle w:val="Compact"/>
+              <w:jc w:val="right"/>
+            </w:pPr>
+            <w:r>
+              <w:t xml:space="preserve">.85</w:t>
+            </w:r>
+          </w:p>
+        </w:tc>
+      </w:tr>
+      <w:tr>
+        <w:tc>
+          <w:tcPr/>
+          <w:p>
+            <w:pPr>
+              <w:pStyle w:val="Compact"/>
+              <w:jc w:val="left"/>
+            </w:pPr>
+            <w:r>
+              <w:t xml:space="preserve">Balanced panel (all 5 years)</w:t>
+            </w:r>
+          </w:p>
+        </w:tc>
+        <w:tc>
+          <w:tcPr/>
+          <w:p>
+            <w:pPr>
+              <w:pStyle w:val="Compact"/>
+              <w:jc w:val="right"/>
+            </w:pPr>
+            <w:r>
+              <w:t xml:space="preserve">25 / 162</w:t>
+            </w:r>
+          </w:p>
+        </w:tc>
+        <w:tc>
+          <w:tcPr/>
+          <w:p>
+            <w:pPr>
+              <w:pStyle w:val="Compact"/>
+              <w:jc w:val="right"/>
+            </w:pPr>
+            <w:r>
+              <w:t xml:space="preserve">−1.6</w:t>
+            </w:r>
+          </w:p>
+        </w:tc>
+        <w:tc>
+          <w:tcPr/>
+          <w:p>
+            <w:pPr>
+              <w:pStyle w:val="Compact"/>
+              <w:jc w:val="right"/>
+            </w:pPr>
+            <w:r>
+              <w:t xml:space="preserve">−5.6 to 1.6</w:t>
+            </w:r>
+          </w:p>
+        </w:tc>
+        <w:tc>
+          <w:tcPr/>
+          <w:p>
+            <w:pPr>
+              <w:pStyle w:val="Compact"/>
+              <w:jc w:val="right"/>
+            </w:pPr>
+            <w:r>
+              <w:t xml:space="preserve">.30</w:t>
+            </w:r>
+          </w:p>
+        </w:tc>
+      </w:tr>
+      <w:tr>
+        <w:tc>
+          <w:tcPr/>
+          <w:p>
+            <w:pPr>
+              <w:pStyle w:val="Compact"/>
+              <w:jc w:val="left"/>
+            </w:pPr>
+            <w:r>
+              <w:t xml:space="preserve">Propensity-weighted</w:t>
+            </w:r>
+          </w:p>
+        </w:tc>
+        <w:tc>
+          <w:tcPr/>
+          <w:p>
+            <w:pPr>
+              <w:pStyle w:val="Compact"/>
+              <w:jc w:val="right"/>
+            </w:pPr>
+            <w:r>
+              <w:t xml:space="preserve">305 total</w:t>
+            </w:r>
+          </w:p>
+        </w:tc>
+        <w:tc>
+          <w:tcPr/>
+          <w:p>
+            <w:pPr>
+              <w:pStyle w:val="Compact"/>
+              <w:jc w:val="right"/>
+            </w:pPr>
+            <w:r>
+              <w:t xml:space="preserve">−0.5</w:t>
+            </w:r>
+          </w:p>
+        </w:tc>
+        <w:tc>
+          <w:tcPr/>
+          <w:p>
+            <w:pPr>
+              <w:pStyle w:val="Compact"/>
+              <w:jc w:val="right"/>
+            </w:pPr>
+            <w:r>
+              <w:t xml:space="preserve">NA</w:t>
+            </w:r>
+          </w:p>
+        </w:tc>
+        <w:tc>
+          <w:tcPr/>
+          <w:p>
+            <w:pPr>
+              <w:pStyle w:val="Compact"/>
+              <w:jc w:val="right"/>
+            </w:pPr>
+            <w:r>
+              <w:t xml:space="preserve">.67</w:t>
+            </w:r>
+          </w:p>
+        </w:tc>
+      </w:tr>
+      <w:tr>
+        <w:tc>
+          <w:tcPr/>
+          <w:p>
+            <w:pPr>
+              <w:pStyle w:val="Compact"/>
+              <w:jc w:val="left"/>
+            </w:pPr>
+            <w:r>
+              <w:t xml:space="preserve">2020-01-01 cohort only</w:t>
+            </w:r>
+          </w:p>
+        </w:tc>
+        <w:tc>
+          <w:tcPr/>
+          <w:p>
+            <w:pPr>
+              <w:pStyle w:val="Compact"/>
+              <w:jc w:val="right"/>
+            </w:pPr>
+            <w:r>
+              <w:t xml:space="preserve">18 / 118</w:t>
+            </w:r>
+          </w:p>
+        </w:tc>
+        <w:tc>
+          <w:tcPr/>
+          <w:p>
+            <w:pPr>
+              <w:pStyle w:val="Compact"/>
+              <w:jc w:val="right"/>
+            </w:pPr>
+            <w:r>
+              <w:t xml:space="preserve">−2.9</w:t>
+            </w:r>
+          </w:p>
+        </w:tc>
+        <w:tc>
+          <w:tcPr/>
+          <w:p>
+            <w:pPr>
+              <w:pStyle w:val="Compact"/>
+              <w:jc w:val="right"/>
+            </w:pPr>
+            <w:r>
+              <w:t xml:space="preserve">−8.3 to 1.3</w:t>
+            </w:r>
+          </w:p>
+        </w:tc>
+        <w:tc>
+          <w:tcPr/>
+          <w:p>
+            <w:pPr>
+              <w:pStyle w:val="Compact"/>
+              <w:jc w:val="right"/>
+            </w:pPr>
+            <w:r>
+              <w:t xml:space="preserve">.13</w:t>
+            </w:r>
+          </w:p>
+        </w:tc>
+      </w:tr>
+      <w:tr>
+        <w:tc>
+          <w:tcPr/>
+          <w:p>
+            <w:pPr>
+              <w:pStyle w:val="Compact"/>
+              <w:jc w:val="left"/>
+            </w:pPr>
+            <w:r>
+              <w:t xml:space="preserve">Two-way fixed effects (conventional; 95% CI)</w:t>
+            </w:r>
+          </w:p>
+        </w:tc>
+        <w:tc>
+          <w:tcPr/>
+          <w:p>
+            <w:pPr>
+              <w:pStyle w:val="Compact"/>
+              <w:jc w:val="right"/>
+            </w:pPr>
+            <w:r>
+              <w:t xml:space="preserve">306 ACOs</w:t>
+            </w:r>
+          </w:p>
+        </w:tc>
+        <w:tc>
+          <w:tcPr/>
+          <w:p>
+            <w:pPr>
+              <w:pStyle w:val="Compact"/>
+              <w:jc w:val="right"/>
+            </w:pPr>
+            <w:r>
+              <w:t xml:space="preserve">−1.5</w:t>
+            </w:r>
+          </w:p>
+        </w:tc>
+        <w:tc>
+          <w:tcPr/>
+          <w:p>
+            <w:pPr>
+              <w:pStyle w:val="Compact"/>
+              <w:jc w:val="right"/>
+            </w:pPr>
+            <w:r>
+              <w:t xml:space="preserve">−5.4 to 2.4</w:t>
+            </w:r>
+          </w:p>
+        </w:tc>
+        <w:tc>
+          <w:tcPr/>
+          <w:p>
+            <w:pPr>
+              <w:pStyle w:val="Compact"/>
+              <w:jc w:val="right"/>
+            </w:pPr>
+            <w:r>
+              <w:t xml:space="preserve">.44</w:t>
+            </w:r>
+          </w:p>
+        </w:tc>
+      </w:tr>
+    </w:tbl>
+    <w:p>
+      <w:pPr>
+        <w:pStyle w:val="BodyText"/>
+      </w:pPr>
+      <w:r>
+        <w:t xml:space="preserve">Abbreviations: CrI, credible interval; NA, not available (the propensity-weighted estimate has a permutation P value but no interval; its largest weight is 0.83); PY, performance year. The outcome is the change in log per-capita spending from PY2020-PY2021 to PY2022-PY2024, shown as a percent difference in spending growth, early renewers minus ACOs not yet renewed. A stayer’s years after it renewed into a 2023 or 2024 agreement are excluded. Equivalence condition: the pre-trend bound scaled to the distance between period midpoints (2.41 years) is 11.5 log points, above the absolute H4 estimate of 0.4 log points (1 log point = 0.01 in log spending, about 1%), so the condition does not hold and H4 is not read as an effect. The two-way fixed-effects model has one more ACO: the stayer with no post-period spending value keeps its pre-period years.</w:t>
+      </w:r>
+    </w:p>
+    <w:p>
+      <w:pPr>
+        <w:pStyle w:val="TableCaption"/>
+      </w:pPr>
+      <w:r>
+        <w:t xml:space="preserve">eTable 9. Attrition from the H4 spending panel, by group and year</w:t>
+      </w:r>
+    </w:p>
+    <w:tbl>
+      <w:tblPr>
+        <w:tblStyle w:val="Table"/>
+        <w:tblW w:type="pct" w:w="5000"/>
+        <w:tblLayout w:type="fixed"/>
+        <w:tblLook w:firstRow="1" w:lastRow="0" w:firstColumn="0" w:lastColumn="0" w:noHBand="0" w:noVBand="0" w:val="0020"/>
+        <w:tblCaption w:val="eTable 9. Attrition from the H4 spending panel, by group and year"/>
       </w:tblPr>
       <w:tblGrid>
         <w:gridCol w:w="6240"/>
@@ -5742,7 +6371,7 @@
         <w:pStyle w:val="TableCaption"/>
       </w:pPr>
       <w:r>
-        <w:t xml:space="preserve">eTable 9. Exploratory analyses</w:t>
+        <w:t xml:space="preserve">eTable 10. Exploratory analyses</w:t>
       </w:r>
     </w:p>
     <w:tbl>
@@ -5751,7 +6380,7 @@
         <w:tblW w:type="pct" w:w="5000"/>
         <w:tblLayout w:type="fixed"/>
         <w:tblLook w:firstRow="1" w:lastRow="0" w:firstColumn="0" w:lastColumn="0" w:noHBand="0" w:noVBand="0" w:val="0020"/>
-        <w:tblCaption w:val="eTable 9. Exploratory analyses"/>
+        <w:tblCaption w:val="eTable 10. Exploratory analyses"/>
       </w:tblPr>
       <w:tblGrid>
         <w:gridCol w:w="6249"/>
@@ -6313,7 +6942,7 @@
         <w:pStyle w:val="TableCaption"/>
       </w:pPr>
       <w:r>
-        <w:t xml:space="preserve">eTable 10. The 2 early renewers already in ENHANCED</w:t>
+        <w:t xml:space="preserve">eTable 11. The 2 early renewers already in ENHANCED</w:t>
       </w:r>
     </w:p>
     <w:tbl>
@@ -6322,7 +6951,7 @@
         <w:tblW w:type="pct" w:w="5000"/>
         <w:tblLayout w:type="fixed"/>
         <w:tblLook w:firstRow="1" w:lastRow="0" w:firstColumn="0" w:lastColumn="0" w:noHBand="0" w:noVBand="0" w:val="0020"/>
-        <w:tblCaption w:val="eTable 10. The 2 early renewers already in ENHANCED"/>
+        <w:tblCaption w:val="eTable 11. The 2 early renewers already in ENHANCED"/>
       </w:tblPr>
       <w:tblGrid>
         <w:gridCol w:w="3467"/>
@@ -6536,7 +7165,7 @@
         <w:pStyle w:val="TableCaption"/>
       </w:pPr>
       <w:r>
-        <w:t xml:space="preserve">eTable 11. Per-capita spending by agreement year</w:t>
+        <w:t xml:space="preserve">eTable 12. Per-capita spending by agreement year</w:t>
       </w:r>
     </w:p>
     <w:tbl>
@@ -6545,7 +7174,7 @@
         <w:tblW w:type="pct" w:w="5000"/>
         <w:tblLayout w:type="fixed"/>
         <w:tblLook w:firstRow="1" w:lastRow="0" w:firstColumn="0" w:lastColumn="0" w:noHBand="0" w:noVBand="0" w:val="0020"/>
-        <w:tblCaption w:val="eTable 11. Per-capita spending by agreement year"/>
+        <w:tblCaption w:val="eTable 12. Per-capita spending by agreement year"/>
       </w:tblPr>
       <w:tblGrid>
         <w:gridCol w:w="1629"/>
@@ -7608,7 +8237,7 @@
         <w:pStyle w:val="TableCaption"/>
       </w:pPr>
       <w:r>
-        <w:t xml:space="preserve">eTable 12. Post hoc checks of the expected gain against CMS’s published 2022 benchmarks, and of the regional pull against past savings</w:t>
+        <w:t xml:space="preserve">eTable 13. Post hoc checks of the expected gain against CMS’s published 2022 benchmarks, and of the regional pull against past savings</w:t>
       </w:r>
     </w:p>
     <w:tbl>
@@ -7617,7 +8246,7 @@
         <w:tblW w:type="pct" w:w="5000"/>
         <w:tblLayout w:type="fixed"/>
         <w:tblLook w:firstRow="1" w:lastRow="0" w:firstColumn="0" w:lastColumn="0" w:noHBand="0" w:noVBand="0" w:val="0020"/>
-        <w:tblCaption w:val="eTable 12. Post hoc checks of the expected gain against CMS’s published 2022 benchmarks, and of the regional pull against past savings"/>
+        <w:tblCaption w:val="eTable 13. Post hoc checks of the expected gain against CMS’s published 2022 benchmarks, and of the regional pull against past savings"/>
       </w:tblPr>
       <w:tblGrid>
         <w:gridCol w:w="2151"/>
@@ -7925,7 +8554,7 @@
         <w:pStyle w:val="TableCaption"/>
       </w:pPr>
       <w:r>
-        <w:t xml:space="preserve">eTable 13. Registration record</w:t>
+        <w:t xml:space="preserve">eTable 14. Registration record</w:t>
       </w:r>
     </w:p>
     <w:tbl>
@@ -7934,7 +8563,7 @@
         <w:tblW w:type="pct" w:w="5000"/>
         <w:tblLayout w:type="fixed"/>
         <w:tblLook w:firstRow="1" w:lastRow="0" w:firstColumn="0" w:lastColumn="0" w:noHBand="0" w:noVBand="0" w:val="0020"/>
-        <w:tblCaption w:val="eTable 13. Registration record"/>
+        <w:tblCaption w:val="eTable 14. Registration record"/>
       </w:tblPr>
       <w:tblGrid>
         <w:gridCol w:w="1440"/>

--- a/supplement.docx
+++ b/supplement.docx
@@ -7,7 +7,7 @@
         <w:pStyle w:val="Title"/>
       </w:pPr>
       <w:r>
-        <w:t xml:space="preserve">Multimedia Appendix 1. Early Renewal of Accountable Care Organization Agreements to Reset Benchmarks in the Medicare Shared Savings Program: Preregistered Retrospective Cohort Study</w:t>
+        <w:t xml:space="preserve">Additional file 2. Early renewal of accountable care organization agreements to reset benchmarks in the Medicare Shared Savings Program: a preregistered retrospective cohort study</w:t>
       </w:r>
     </w:p>
     <w:p>
@@ -9037,82 +9037,79 @@
         <w:pStyle w:val="Bibliography"/>
       </w:pPr>
       <w:r>
-        <w:t xml:space="preserve">1.</w:t>
+        <w:t xml:space="preserve">1. Harrold ST. Why did</w:t>
       </w:r>
       <w:r>
         <w:t xml:space="preserve"> </w:t>
       </w:r>
       <w:r>
-        <w:t xml:space="preserve">	</w:t>
-      </w:r>
-      <w:r>
-        <w:t xml:space="preserve">Harrold ST. Why did</w:t>
+        <w:t xml:space="preserve">Medicare</w:t>
       </w:r>
       <w:r>
         <w:t xml:space="preserve"> </w:t>
       </w:r>
       <w:r>
+        <w:t xml:space="preserve">ACOs</w:t>
+      </w:r>
+      <w:r>
+        <w:t xml:space="preserve"> </w:t>
+      </w:r>
+      <w:r>
+        <w:t xml:space="preserve">reset their benchmarks early?</w:t>
+      </w:r>
+      <w:r>
+        <w:t xml:space="preserve"> </w:t>
+      </w:r>
+      <w:r>
+        <w:t xml:space="preserve">A</w:t>
+      </w:r>
+      <w:r>
+        <w:t xml:space="preserve"> </w:t>
+      </w:r>
+      <w:r>
+        <w:t xml:space="preserve">pre-registered analysis of early renewal in the</w:t>
+      </w:r>
+      <w:r>
+        <w:t xml:space="preserve"> </w:t>
+      </w:r>
+      <w:r>
         <w:t xml:space="preserve">Medicare</w:t>
       </w:r>
       <w:r>
         <w:t xml:space="preserve"> </w:t>
       </w:r>
       <w:r>
-        <w:t xml:space="preserve">ACOs</w:t>
+        <w:t xml:space="preserve">Shared</w:t>
       </w:r>
       <w:r>
         <w:t xml:space="preserve"> </w:t>
       </w:r>
       <w:r>
-        <w:t xml:space="preserve">reset their benchmarks early?</w:t>
+        <w:t xml:space="preserve">Savings</w:t>
       </w:r>
       <w:r>
         <w:t xml:space="preserve"> </w:t>
       </w:r>
       <w:r>
-        <w:t xml:space="preserve">A</w:t>
+        <w:t xml:space="preserve">Program</w:t>
+      </w:r>
+      <w:r>
+        <w:t xml:space="preserve">. 2026.</w:t>
       </w:r>
       <w:r>
         <w:t xml:space="preserve"> </w:t>
-      </w:r>
-      <w:r>
-        <w:t xml:space="preserve">pre-registered analysis of early renewal in the</w:t>
-      </w:r>
-      <w:r>
-        <w:t xml:space="preserve"> </w:t>
-      </w:r>
-      <w:r>
-        <w:t xml:space="preserve">Medicare</w:t>
-      </w:r>
-      <w:r>
-        <w:t xml:space="preserve"> </w:t>
-      </w:r>
-      <w:r>
-        <w:t xml:space="preserve">Shared</w:t>
-      </w:r>
-      <w:r>
-        <w:t xml:space="preserve"> </w:t>
-      </w:r>
-      <w:r>
-        <w:t xml:space="preserve">Savings</w:t>
-      </w:r>
-      <w:r>
-        <w:t xml:space="preserve"> </w:t>
-      </w:r>
-      <w:r>
-        <w:t xml:space="preserve">Program</w:t>
-      </w:r>
-      <w:r>
-        <w:t xml:space="preserve">. Published online 2026. doi:</w:t>
       </w:r>
       <w:hyperlink r:id="rId11">
         <w:r>
           <w:rPr>
             <w:rStyle w:val="Hyperlink"/>
           </w:rPr>
-          <w:t xml:space="preserve">10.17605/OSF.IO/C53W9</w:t>
+          <w:t xml:space="preserve">https://doi.org/10.17605/OSF.IO/C53W9</w:t>
         </w:r>
       </w:hyperlink>
+      <w:r>
+        <w:t xml:space="preserve">.</w:t>
+      </w:r>
     </w:p>
     <w:bookmarkEnd w:id="12"/>
     <w:bookmarkStart w:id="14" w:name="ref-osfproject"/>
@@ -9121,67 +9118,64 @@
         <w:pStyle w:val="Bibliography"/>
       </w:pPr>
       <w:r>
-        <w:t xml:space="preserve">2.</w:t>
+        <w:t xml:space="preserve">2. Harrold ST. Why did</w:t>
       </w:r>
       <w:r>
         <w:t xml:space="preserve"> </w:t>
       </w:r>
       <w:r>
-        <w:t xml:space="preserve">	</w:t>
-      </w:r>
-      <w:r>
-        <w:t xml:space="preserve">Harrold ST. Why did</w:t>
+        <w:t xml:space="preserve">Medicare</w:t>
       </w:r>
       <w:r>
         <w:t xml:space="preserve"> </w:t>
       </w:r>
       <w:r>
-        <w:t xml:space="preserve">Medicare</w:t>
+        <w:t xml:space="preserve">ACOs</w:t>
       </w:r>
       <w:r>
         <w:t xml:space="preserve"> </w:t>
       </w:r>
       <w:r>
-        <w:t xml:space="preserve">ACOs</w:t>
+        <w:t xml:space="preserve">reset their benchmarks early?</w:t>
       </w:r>
       <w:r>
         <w:t xml:space="preserve"> </w:t>
       </w:r>
       <w:r>
-        <w:t xml:space="preserve">reset their benchmarks early?</w:t>
+        <w:t xml:space="preserve">Project</w:t>
       </w:r>
       <w:r>
         <w:t xml:space="preserve"> </w:t>
       </w:r>
       <w:r>
-        <w:t xml:space="preserve">Project</w:t>
+        <w:t xml:space="preserve">files: Results notebook exports and archived</w:t>
       </w:r>
       <w:r>
         <w:t xml:space="preserve"> </w:t>
       </w:r>
       <w:r>
-        <w:t xml:space="preserve">files: Results notebook exports and archived</w:t>
+        <w:t xml:space="preserve">CMS</w:t>
       </w:r>
       <w:r>
         <w:t xml:space="preserve"> </w:t>
       </w:r>
       <w:r>
-        <w:t xml:space="preserve">CMS</w:t>
+        <w:t xml:space="preserve">data snapshot. 2026.</w:t>
       </w:r>
       <w:r>
         <w:t xml:space="preserve"> </w:t>
-      </w:r>
-      <w:r>
-        <w:t xml:space="preserve">data snapshot. Published online 2026. doi:</w:t>
       </w:r>
       <w:hyperlink r:id="rId13">
         <w:r>
           <w:rPr>
             <w:rStyle w:val="Hyperlink"/>
           </w:rPr>
-          <w:t xml:space="preserve">10.17605/OSF.IO/Z4AN5</w:t>
+          <w:t xml:space="preserve">https://doi.org/10.17605/OSF.IO/Z4AN5</w:t>
         </w:r>
       </w:hyperlink>
+      <w:r>
+        <w:t xml:space="preserve">.</w:t>
+      </w:r>
     </w:p>
     <w:bookmarkEnd w:id="14"/>
     <w:bookmarkStart w:id="16" w:name="ref-frpathways"/>
@@ -9190,79 +9184,7 @@
         <w:pStyle w:val="Bibliography"/>
       </w:pPr>
       <w:r>
-        <w:t xml:space="preserve">3.</w:t>
-      </w:r>
-      <w:r>
-        <w:t xml:space="preserve"> </w:t>
-      </w:r>
-      <w:r>
-        <w:t xml:space="preserve">	</w:t>
-      </w:r>
-      <w:r>
-        <w:t xml:space="preserve">Centers for Medicare &amp; Medicaid Services. Medicare program;</w:t>
-      </w:r>
-      <w:r>
-        <w:t xml:space="preserve"> </w:t>
-      </w:r>
-      <w:r>
-        <w:t xml:space="preserve">Medicare</w:t>
-      </w:r>
-      <w:r>
-        <w:t xml:space="preserve"> </w:t>
-      </w:r>
-      <w:r>
-        <w:t xml:space="preserve">Shared</w:t>
-      </w:r>
-      <w:r>
-        <w:t xml:space="preserve"> </w:t>
-      </w:r>
-      <w:r>
-        <w:t xml:space="preserve">Savings</w:t>
-      </w:r>
-      <w:r>
-        <w:t xml:space="preserve"> </w:t>
-      </w:r>
-      <w:r>
-        <w:t xml:space="preserve">Program</w:t>
-      </w:r>
-      <w:r>
-        <w:t xml:space="preserve">; accountable care organizations:</w:t>
-      </w:r>
-      <w:r>
-        <w:t xml:space="preserve"> </w:t>
-      </w:r>
-      <w:r>
-        <w:t xml:space="preserve">Pathways</w:t>
-      </w:r>
-      <w:r>
-        <w:t xml:space="preserve"> </w:t>
-      </w:r>
-      <w:r>
-        <w:t xml:space="preserve">to</w:t>
-      </w:r>
-      <w:r>
-        <w:t xml:space="preserve"> </w:t>
-      </w:r>
-      <w:r>
-        <w:t xml:space="preserve">Success</w:t>
-      </w:r>
-      <w:r>
-        <w:t xml:space="preserve"> </w:t>
-      </w:r>
-      <w:r>
-        <w:t xml:space="preserve">and extreme and uncontrollable circumstances policies for performance year 2017.</w:t>
-      </w:r>
-      <w:r>
-        <w:t xml:space="preserve"> </w:t>
-      </w:r>
-      <w:r>
-        <w:t xml:space="preserve">Final</w:t>
-      </w:r>
-      <w:r>
-        <w:t xml:space="preserve"> </w:t>
-      </w:r>
-      <w:r>
-        <w:t xml:space="preserve">rule. Published online 2018. Accessed October 28, 2026.</w:t>
+        <w:t xml:space="preserve">3. Centers for Medicare &amp; Medicaid Services.</w:t>
       </w:r>
       <w:r>
         <w:t xml:space="preserve"> </w:t>
@@ -9272,9 +9194,138 @@
           <w:rPr>
             <w:rStyle w:val="Hyperlink"/>
           </w:rPr>
-          <w:t xml:space="preserve">https://www.federalregister.gov/documents/2018/12/31/2018-27981/medicare-program-medicare-shared-savings-program-accountable-care-organizations-pathways-to-success</w:t>
+          <w:t xml:space="preserve">Medicare program;</w:t>
+        </w:r>
+        <w:r>
+          <w:rPr>
+            <w:rStyle w:val="Hyperlink"/>
+          </w:rPr>
+          <w:t xml:space="preserve"> </w:t>
+        </w:r>
+        <w:r>
+          <w:rPr>
+            <w:rStyle w:val="Hyperlink"/>
+          </w:rPr>
+          <w:t xml:space="preserve">Medicare</w:t>
+        </w:r>
+        <w:r>
+          <w:rPr>
+            <w:rStyle w:val="Hyperlink"/>
+          </w:rPr>
+          <w:t xml:space="preserve"> </w:t>
+        </w:r>
+        <w:r>
+          <w:rPr>
+            <w:rStyle w:val="Hyperlink"/>
+          </w:rPr>
+          <w:t xml:space="preserve">Shared</w:t>
+        </w:r>
+        <w:r>
+          <w:rPr>
+            <w:rStyle w:val="Hyperlink"/>
+          </w:rPr>
+          <w:t xml:space="preserve"> </w:t>
+        </w:r>
+        <w:r>
+          <w:rPr>
+            <w:rStyle w:val="Hyperlink"/>
+          </w:rPr>
+          <w:t xml:space="preserve">Savings</w:t>
+        </w:r>
+        <w:r>
+          <w:rPr>
+            <w:rStyle w:val="Hyperlink"/>
+          </w:rPr>
+          <w:t xml:space="preserve"> </w:t>
+        </w:r>
+        <w:r>
+          <w:rPr>
+            <w:rStyle w:val="Hyperlink"/>
+          </w:rPr>
+          <w:t xml:space="preserve">Program</w:t>
+        </w:r>
+        <w:r>
+          <w:rPr>
+            <w:rStyle w:val="Hyperlink"/>
+          </w:rPr>
+          <w:t xml:space="preserve">; accountable care organizations:</w:t>
+        </w:r>
+        <w:r>
+          <w:rPr>
+            <w:rStyle w:val="Hyperlink"/>
+          </w:rPr>
+          <w:t xml:space="preserve"> </w:t>
+        </w:r>
+        <w:r>
+          <w:rPr>
+            <w:rStyle w:val="Hyperlink"/>
+          </w:rPr>
+          <w:t xml:space="preserve">Pathways</w:t>
+        </w:r>
+        <w:r>
+          <w:rPr>
+            <w:rStyle w:val="Hyperlink"/>
+          </w:rPr>
+          <w:t xml:space="preserve"> </w:t>
+        </w:r>
+        <w:r>
+          <w:rPr>
+            <w:rStyle w:val="Hyperlink"/>
+          </w:rPr>
+          <w:t xml:space="preserve">to</w:t>
+        </w:r>
+        <w:r>
+          <w:rPr>
+            <w:rStyle w:val="Hyperlink"/>
+          </w:rPr>
+          <w:t xml:space="preserve"> </w:t>
+        </w:r>
+        <w:r>
+          <w:rPr>
+            <w:rStyle w:val="Hyperlink"/>
+          </w:rPr>
+          <w:t xml:space="preserve">Success</w:t>
+        </w:r>
+        <w:r>
+          <w:rPr>
+            <w:rStyle w:val="Hyperlink"/>
+          </w:rPr>
+          <w:t xml:space="preserve"> </w:t>
+        </w:r>
+        <w:r>
+          <w:rPr>
+            <w:rStyle w:val="Hyperlink"/>
+          </w:rPr>
+          <w:t xml:space="preserve">and extreme and uncontrollable circumstances policies for performance year 2017.</w:t>
+        </w:r>
+        <w:r>
+          <w:rPr>
+            <w:rStyle w:val="Hyperlink"/>
+          </w:rPr>
+          <w:t xml:space="preserve"> </w:t>
+        </w:r>
+        <w:r>
+          <w:rPr>
+            <w:rStyle w:val="Hyperlink"/>
+          </w:rPr>
+          <w:t xml:space="preserve">Final</w:t>
+        </w:r>
+        <w:r>
+          <w:rPr>
+            <w:rStyle w:val="Hyperlink"/>
+          </w:rPr>
+          <w:t xml:space="preserve"> </w:t>
+        </w:r>
+        <w:r>
+          <w:rPr>
+            <w:rStyle w:val="Hyperlink"/>
+          </w:rPr>
+          <w:t xml:space="preserve">rule</w:t>
         </w:r>
       </w:hyperlink>
+      <w:r>
+        <w:t xml:space="preserve">. 2018.</w:t>
+      </w:r>
     </w:p>
     <w:bookmarkEnd w:id="16"/>
     <w:bookmarkEnd w:id="17"/>

--- a/supplement.docx
+++ b/supplement.docx
@@ -9184,7 +9184,70 @@
         <w:pStyle w:val="Bibliography"/>
       </w:pPr>
       <w:r>
-        <w:t xml:space="preserve">3. Centers for Medicare &amp; Medicaid Services.</w:t>
+        <w:t xml:space="preserve">3. Centers for Medicare &amp; Medicaid Services. Medicare program;</w:t>
+      </w:r>
+      <w:r>
+        <w:t xml:space="preserve"> </w:t>
+      </w:r>
+      <w:r>
+        <w:t xml:space="preserve">Medicare</w:t>
+      </w:r>
+      <w:r>
+        <w:t xml:space="preserve"> </w:t>
+      </w:r>
+      <w:r>
+        <w:t xml:space="preserve">Shared</w:t>
+      </w:r>
+      <w:r>
+        <w:t xml:space="preserve"> </w:t>
+      </w:r>
+      <w:r>
+        <w:t xml:space="preserve">Savings</w:t>
+      </w:r>
+      <w:r>
+        <w:t xml:space="preserve"> </w:t>
+      </w:r>
+      <w:r>
+        <w:t xml:space="preserve">Program</w:t>
+      </w:r>
+      <w:r>
+        <w:t xml:space="preserve">; accountable care organizations:</w:t>
+      </w:r>
+      <w:r>
+        <w:t xml:space="preserve"> </w:t>
+      </w:r>
+      <w:r>
+        <w:t xml:space="preserve">Pathways</w:t>
+      </w:r>
+      <w:r>
+        <w:t xml:space="preserve"> </w:t>
+      </w:r>
+      <w:r>
+        <w:t xml:space="preserve">to</w:t>
+      </w:r>
+      <w:r>
+        <w:t xml:space="preserve"> </w:t>
+      </w:r>
+      <w:r>
+        <w:t xml:space="preserve">Success</w:t>
+      </w:r>
+      <w:r>
+        <w:t xml:space="preserve"> </w:t>
+      </w:r>
+      <w:r>
+        <w:t xml:space="preserve">and extreme and uncontrollable circumstances policies for performance year 2017.</w:t>
+      </w:r>
+      <w:r>
+        <w:t xml:space="preserve"> </w:t>
+      </w:r>
+      <w:r>
+        <w:t xml:space="preserve">Final</w:t>
+      </w:r>
+      <w:r>
+        <w:t xml:space="preserve"> </w:t>
+      </w:r>
+      <w:r>
+        <w:t xml:space="preserve">rule. 2018.</w:t>
       </w:r>
       <w:r>
         <w:t xml:space="preserve"> </w:t>
@@ -9194,137 +9257,11 @@
           <w:rPr>
             <w:rStyle w:val="Hyperlink"/>
           </w:rPr>
-          <w:t xml:space="preserve">Medicare program;</w:t>
-        </w:r>
-        <w:r>
-          <w:rPr>
-            <w:rStyle w:val="Hyperlink"/>
-          </w:rPr>
-          <w:t xml:space="preserve"> </w:t>
-        </w:r>
-        <w:r>
-          <w:rPr>
-            <w:rStyle w:val="Hyperlink"/>
-          </w:rPr>
-          <w:t xml:space="preserve">Medicare</w:t>
-        </w:r>
-        <w:r>
-          <w:rPr>
-            <w:rStyle w:val="Hyperlink"/>
-          </w:rPr>
-          <w:t xml:space="preserve"> </w:t>
-        </w:r>
-        <w:r>
-          <w:rPr>
-            <w:rStyle w:val="Hyperlink"/>
-          </w:rPr>
-          <w:t xml:space="preserve">Shared</w:t>
-        </w:r>
-        <w:r>
-          <w:rPr>
-            <w:rStyle w:val="Hyperlink"/>
-          </w:rPr>
-          <w:t xml:space="preserve"> </w:t>
-        </w:r>
-        <w:r>
-          <w:rPr>
-            <w:rStyle w:val="Hyperlink"/>
-          </w:rPr>
-          <w:t xml:space="preserve">Savings</w:t>
-        </w:r>
-        <w:r>
-          <w:rPr>
-            <w:rStyle w:val="Hyperlink"/>
-          </w:rPr>
-          <w:t xml:space="preserve"> </w:t>
-        </w:r>
-        <w:r>
-          <w:rPr>
-            <w:rStyle w:val="Hyperlink"/>
-          </w:rPr>
-          <w:t xml:space="preserve">Program</w:t>
-        </w:r>
-        <w:r>
-          <w:rPr>
-            <w:rStyle w:val="Hyperlink"/>
-          </w:rPr>
-          <w:t xml:space="preserve">; accountable care organizations:</w:t>
-        </w:r>
-        <w:r>
-          <w:rPr>
-            <w:rStyle w:val="Hyperlink"/>
-          </w:rPr>
-          <w:t xml:space="preserve"> </w:t>
-        </w:r>
-        <w:r>
-          <w:rPr>
-            <w:rStyle w:val="Hyperlink"/>
-          </w:rPr>
-          <w:t xml:space="preserve">Pathways</w:t>
-        </w:r>
-        <w:r>
-          <w:rPr>
-            <w:rStyle w:val="Hyperlink"/>
-          </w:rPr>
-          <w:t xml:space="preserve"> </w:t>
-        </w:r>
-        <w:r>
-          <w:rPr>
-            <w:rStyle w:val="Hyperlink"/>
-          </w:rPr>
-          <w:t xml:space="preserve">to</w:t>
-        </w:r>
-        <w:r>
-          <w:rPr>
-            <w:rStyle w:val="Hyperlink"/>
-          </w:rPr>
-          <w:t xml:space="preserve"> </w:t>
-        </w:r>
-        <w:r>
-          <w:rPr>
-            <w:rStyle w:val="Hyperlink"/>
-          </w:rPr>
-          <w:t xml:space="preserve">Success</w:t>
-        </w:r>
-        <w:r>
-          <w:rPr>
-            <w:rStyle w:val="Hyperlink"/>
-          </w:rPr>
-          <w:t xml:space="preserve"> </w:t>
-        </w:r>
-        <w:r>
-          <w:rPr>
-            <w:rStyle w:val="Hyperlink"/>
-          </w:rPr>
-          <w:t xml:space="preserve">and extreme and uncontrollable circumstances policies for performance year 2017.</w:t>
-        </w:r>
-        <w:r>
-          <w:rPr>
-            <w:rStyle w:val="Hyperlink"/>
-          </w:rPr>
-          <w:t xml:space="preserve"> </w:t>
-        </w:r>
-        <w:r>
-          <w:rPr>
-            <w:rStyle w:val="Hyperlink"/>
-          </w:rPr>
-          <w:t xml:space="preserve">Final</w:t>
-        </w:r>
-        <w:r>
-          <w:rPr>
-            <w:rStyle w:val="Hyperlink"/>
-          </w:rPr>
-          <w:t xml:space="preserve"> </w:t>
-        </w:r>
-        <w:r>
-          <w:rPr>
-            <w:rStyle w:val="Hyperlink"/>
-          </w:rPr>
-          <w:t xml:space="preserve">rule</w:t>
+          <w:t xml:space="preserve">https://www.federalregister.gov/documents/2018/12/31/2018-27981/medicare-program-medicare-shared-savings-program-accountable-care-organizations-pathways-to-success</w:t>
         </w:r>
       </w:hyperlink>
       <w:r>
-        <w:t xml:space="preserve">. 2018.</w:t>
+        <w:t xml:space="preserve">. Accessed 28 Oct 2026.</w:t>
       </w:r>
     </w:p>
     <w:bookmarkEnd w:id="16"/>

--- a/supplement.docx
+++ b/supplement.docx
@@ -9142,25 +9142,40 @@
         <w:t xml:space="preserve"> </w:t>
       </w:r>
       <w:r>
-        <w:t xml:space="preserve">Project</w:t>
+        <w:t xml:space="preserve">A</w:t>
       </w:r>
       <w:r>
         <w:t xml:space="preserve"> </w:t>
       </w:r>
       <w:r>
-        <w:t xml:space="preserve">files: Results notebook exports and archived</w:t>
+        <w:t xml:space="preserve">pre-registered analysis of early renewal in the</w:t>
       </w:r>
       <w:r>
         <w:t xml:space="preserve"> </w:t>
       </w:r>
       <w:r>
-        <w:t xml:space="preserve">CMS</w:t>
+        <w:t xml:space="preserve">Medicare</w:t>
       </w:r>
       <w:r>
         <w:t xml:space="preserve"> </w:t>
       </w:r>
       <w:r>
-        <w:t xml:space="preserve">data snapshot. 2026.</w:t>
+        <w:t xml:space="preserve">Shared</w:t>
+      </w:r>
+      <w:r>
+        <w:t xml:space="preserve"> </w:t>
+      </w:r>
+      <w:r>
+        <w:t xml:space="preserve">Savings</w:t>
+      </w:r>
+      <w:r>
+        <w:t xml:space="preserve"> </w:t>
+      </w:r>
+      <w:r>
+        <w:t xml:space="preserve">Program</w:t>
+      </w:r>
+      <w:r>
+        <w:t xml:space="preserve">. 2026.</w:t>
       </w:r>
       <w:r>
         <w:t xml:space="preserve"> </w:t>

--- a/supplement.docx
+++ b/supplement.docx
@@ -9175,7 +9175,7 @@
         <w:t xml:space="preserve">Program</w:t>
       </w:r>
       <w:r>
-        <w:t xml:space="preserve">. 2026.</w:t>
+        <w:t xml:space="preserve">: Project files. 2026.</w:t>
       </w:r>
       <w:r>
         <w:t xml:space="preserve"> </w:t>
